--- a/klagomål/A 27666-2026 FSC-klagomål.docx
+++ b/klagomål/A 27666-2026 FSC-klagomål.docx
@@ -762,7 +762,7 @@
     <w:r>
       <w:tab/>
       <w:tab/>
-      <w:t>2026-06-18</w:t>
+      <w:t>2026-06-19</w:t>
       <w:br/>
       <w:br/>
     </w:r>

--- a/klagomål/A 27666-2026 FSC-klagomål.docx
+++ b/klagomål/A 27666-2026 FSC-klagomål.docx
@@ -762,7 +762,7 @@
     <w:r>
       <w:tab/>
       <w:tab/>
-      <w:t>2026-06-19</w:t>
+      <w:t>2026-06-20</w:t>
       <w:br/>
       <w:br/>
     </w:r>

--- a/klagomål/A 27666-2026 FSC-klagomål.docx
+++ b/klagomål/A 27666-2026 FSC-klagomål.docx
@@ -168,38 +168,7 @@
     </w:p>
     <w:p>
       <w:r>
-        <w:t>Detta dokument behandlar höga naturvärden i avverkningsanmälan A 27666-2026 i Strömsunds kommun som inkom 2026-06-15 och omfattar 13,2 ha.</w:t>
-      </w:r>
-    </w:p>
-    <w:p>
-      <w:r>
-        <w:t>Nedan presenteras fynd av naturvårdsarter som gjorts i det avverkningsanmälda området, samt relevanta utdrag ur standarderna för FSC, Chain of Custody, Controlled Wood och PEFC.</w:t>
-      </w:r>
-    </w:p>
-    <w:p>
-      <w:r>
-        <w:t>Vi förväntar oss att ni återkommer med ett skriftligt svar på vårt klagomål och även beskriver vilka korrigerande åtgärder ni satt in för att rätta till identifierade brister i er efterlevnad av den svenska FSC standarden.</w:t>
-      </w:r>
-    </w:p>
-    <w:p>
-      <w:pPr>
-        <w:pStyle w:val="Heading1"/>
-      </w:pPr>
-      <w:r>
-        <w:t>Naturvårdsarter</w:t>
-      </w:r>
-    </w:p>
-    <w:p>
-      <w:r>
-        <w:t>I och inom 25 meter från avverkningsanmälan har följande 4 naturvårdsarter hittats: kortskaftad ärgspik (NT), rosenticka (NT, T), ullticka (NT, T) och vitgrynig nållav (NT). Av dessa är 4 rödlistade. För rödlistade arter har rödlistekategorin angivits inom parentes. Typiska arter inom Natura 2000 som är kopplade till skogsekosystem har markerats med (T).</w:t>
-      </w:r>
-    </w:p>
-    <w:p>
-      <w:r>
-        <w:t>De påträffade naturvårdsarterna är ett tydligt kvitto på att det rör sig om en skog med höga naturvärden.</w:t>
-      </w:r>
-      <w:r>
-        <w:t xml:space="preserve"> I Figur 1 visas fyndplatser för naturvårdsarter i området, som finns registrerade på Artportalen.</w:t>
+        <w:t>Detta klagomål behandlar höga naturvärden i avverkningsanmälan A 27666-2026 i Strömsunds kommun som inkom 2026-06-15 och omfattar 13,2 ha.</w:t>
       </w:r>
     </w:p>
     <w:p>
@@ -247,7 +216,35 @@
         <w:spacing w:after="240"/>
       </w:pPr>
       <w:r>
-        <w:t>Figur 1. Fyndplatser för naturvårdsarter i och inom 25 meter från avverkningsanmälan (röd linje). Markörer utan svart kant är placerade på fyndplatsen. Markörer med svart kant är placerade vid sidan av fyndplatsen och har ett svart streck som visar fyndplatsens exakta position. Kartans mittpunktskoordinat är N 7089652, E 558693 i SWEREF 99 TM.</w:t>
+        <w:t>Figur 1. Fyndplatser för naturvårdsarter i och inom 25 meter från avverkningsanmälan. Markörer utan svart kant är placerade på fyndplatsen. Markörer med svart kant är placerade vid sidan av fyndplatsen har ett svart streck som visar fyndplatsens exakta position. Kartans mittpunktskoordinat är N 7089652, E 558693 i SWEREF 99 TM.</w:t>
+      </w:r>
+    </w:p>
+    <w:p>
+      <w:r>
+        <w:t>I och inom 25 meter från avverkningsanmälan finns fynd av 4 naturvårdsarter, varav 4 är rödlistade och 2 är typiska (T): kortskaftad ärgspik (NT), rosenticka (NT, T), ullticka (NT, T) och vitgrynig nållav (NT). Se Figur 1.</w:t>
+      </w:r>
+    </w:p>
+    <w:p>
+      <w:r>
+        <w:t>Nedan presenteras relevanta utdrag ur standarderna för FSC, Chain of Custody, Controlled Wood och PEFC.</w:t>
+      </w:r>
+    </w:p>
+    <w:p>
+      <w:r>
+        <w:t>Vi förväntar oss att ni återkommer med ett skriftligt svar på vårt klagomål och även beskriver vilka korrigerande åtgärder ni satt in för att rätta till identifierade brister i er efterlevnad av den svenska FSC standarden.</w:t>
+      </w:r>
+    </w:p>
+    <w:p>
+      <w:pPr>
+        <w:pStyle w:val="Heading1"/>
+      </w:pPr>
+      <w:r>
+        <w:t>Naturvårdsarter och fridlysta arter</w:t>
+      </w:r>
+    </w:p>
+    <w:p>
+      <w:r>
+        <w:t>Nedan följer beskrivningar av de naturvårdsarter och fridlysta arter som har sina livsmiljöer och växtplatser i den avverkningsanmälda skogen. De påträffade naturvårdsarterna är ett tydligt kvitto på att det rör sig om en skog med höga naturvärden.</w:t>
       </w:r>
     </w:p>
     <w:p>
@@ -762,7 +759,7 @@
     <w:r>
       <w:tab/>
       <w:tab/>
-      <w:t>2026-06-20</w:t>
+      <w:t>2026-06-21</w:t>
       <w:br/>
       <w:br/>
     </w:r>

--- a/klagomål/A 27666-2026 FSC-klagomål.docx
+++ b/klagomål/A 27666-2026 FSC-klagomål.docx
@@ -759,7 +759,7 @@
     <w:r>
       <w:tab/>
       <w:tab/>
-      <w:t>2026-06-21</w:t>
+      <w:t>2026-06-22</w:t>
       <w:br/>
       <w:br/>
     </w:r>

--- a/klagomål/A 27666-2026 FSC-klagomål.docx
+++ b/klagomål/A 27666-2026 FSC-klagomål.docx
@@ -759,7 +759,7 @@
     <w:r>
       <w:tab/>
       <w:tab/>
-      <w:t>2026-06-22</w:t>
+      <w:t>2026-06-23</w:t>
       <w:br/>
       <w:br/>
     </w:r>

--- a/klagomål/A 27666-2026 FSC-klagomål.docx
+++ b/klagomål/A 27666-2026 FSC-klagomål.docx
@@ -759,7 +759,7 @@
     <w:r>
       <w:tab/>
       <w:tab/>
-      <w:t>2026-06-23</w:t>
+      <w:t>2026-06-24</w:t>
       <w:br/>
       <w:br/>
     </w:r>

--- a/klagomål/A 27666-2026 FSC-klagomål.docx
+++ b/klagomål/A 27666-2026 FSC-klagomål.docx
@@ -759,7 +759,7 @@
     <w:r>
       <w:tab/>
       <w:tab/>
-      <w:t>2026-06-24</w:t>
+      <w:t>2026-06-25</w:t>
       <w:br/>
       <w:br/>
     </w:r>

--- a/klagomål/A 27666-2026 FSC-klagomål.docx
+++ b/klagomål/A 27666-2026 FSC-klagomål.docx
@@ -759,7 +759,7 @@
     <w:r>
       <w:tab/>
       <w:tab/>
-      <w:t>2026-06-25</w:t>
+      <w:t>2026-06-26</w:t>
       <w:br/>
       <w:br/>
     </w:r>

--- a/klagomål/A 27666-2026 FSC-klagomål.docx
+++ b/klagomål/A 27666-2026 FSC-klagomål.docx
@@ -759,7 +759,7 @@
     <w:r>
       <w:tab/>
       <w:tab/>
-      <w:t>2026-06-26</w:t>
+      <w:t>2026-06-27</w:t>
       <w:br/>
       <w:br/>
     </w:r>

--- a/klagomål/A 27666-2026 FSC-klagomål.docx
+++ b/klagomål/A 27666-2026 FSC-klagomål.docx
@@ -759,7 +759,7 @@
     <w:r>
       <w:tab/>
       <w:tab/>
-      <w:t>2026-06-27</w:t>
+      <w:t>2026-06-28</w:t>
       <w:br/>
       <w:br/>
     </w:r>

--- a/klagomål/A 27666-2026 FSC-klagomål.docx
+++ b/klagomål/A 27666-2026 FSC-klagomål.docx
@@ -759,7 +759,7 @@
     <w:r>
       <w:tab/>
       <w:tab/>
-      <w:t>2026-06-28</w:t>
+      <w:t>2026-06-29</w:t>
       <w:br/>
       <w:br/>
     </w:r>

--- a/klagomål/A 27666-2026 FSC-klagomål.docx
+++ b/klagomål/A 27666-2026 FSC-klagomål.docx
@@ -759,7 +759,7 @@
     <w:r>
       <w:tab/>
       <w:tab/>
-      <w:t>2026-06-29</w:t>
+      <w:t>2026-06-30</w:t>
       <w:br/>
       <w:br/>
     </w:r>

--- a/klagomål/A 27666-2026 FSC-klagomål.docx
+++ b/klagomål/A 27666-2026 FSC-klagomål.docx
@@ -759,7 +759,7 @@
     <w:r>
       <w:tab/>
       <w:tab/>
-      <w:t>2026-06-30</w:t>
+      <w:t>2026-07-01</w:t>
       <w:br/>
       <w:br/>
     </w:r>

--- a/klagomål/A 27666-2026 FSC-klagomål.docx
+++ b/klagomål/A 27666-2026 FSC-klagomål.docx
@@ -759,7 +759,7 @@
     <w:r>
       <w:tab/>
       <w:tab/>
-      <w:t>2026-07-01</w:t>
+      <w:t>2026-07-02</w:t>
       <w:br/>
       <w:br/>
     </w:r>

--- a/klagomål/A 27666-2026 FSC-klagomål.docx
+++ b/klagomål/A 27666-2026 FSC-klagomål.docx
@@ -759,7 +759,7 @@
     <w:r>
       <w:tab/>
       <w:tab/>
-      <w:t>2026-07-13</w:t>
+      <w:t>2026-07-14</w:t>
       <w:br/>
       <w:br/>
     </w:r>

--- a/klagomål/A 27666-2026 FSC-klagomål.docx
+++ b/klagomål/A 27666-2026 FSC-klagomål.docx
@@ -759,7 +759,7 @@
     <w:r>
       <w:tab/>
       <w:tab/>
-      <w:t>2026-07-14</w:t>
+      <w:t>2026-07-15</w:t>
       <w:br/>
       <w:br/>
     </w:r>

--- a/klagomål/A 27666-2026 FSC-klagomål.docx
+++ b/klagomål/A 27666-2026 FSC-klagomål.docx
@@ -759,7 +759,7 @@
     <w:r>
       <w:tab/>
       <w:tab/>
-      <w:t>2026-07-15</w:t>
+      <w:t>2026-07-16</w:t>
       <w:br/>
       <w:br/>
     </w:r>

--- a/klagomål/A 27666-2026 FSC-klagomål.docx
+++ b/klagomål/A 27666-2026 FSC-klagomål.docx
@@ -759,7 +759,7 @@
     <w:r>
       <w:tab/>
       <w:tab/>
-      <w:t>2026-07-16</w:t>
+      <w:t>2026-07-17</w:t>
       <w:br/>
       <w:br/>
     </w:r>

--- a/klagomål/A 27666-2026 FSC-klagomål.docx
+++ b/klagomål/A 27666-2026 FSC-klagomål.docx
@@ -759,7 +759,7 @@
     <w:r>
       <w:tab/>
       <w:tab/>
-      <w:t>2026-07-17</w:t>
+      <w:t>2026-07-18</w:t>
       <w:br/>
       <w:br/>
     </w:r>

--- a/klagomål/A 27666-2026 FSC-klagomål.docx
+++ b/klagomål/A 27666-2026 FSC-klagomål.docx
@@ -759,7 +759,7 @@
     <w:r>
       <w:tab/>
       <w:tab/>
-      <w:t>2026-07-18</w:t>
+      <w:t>2026-07-19</w:t>
       <w:br/>
       <w:br/>
     </w:r>

--- a/klagomål/A 27666-2026 FSC-klagomål.docx
+++ b/klagomål/A 27666-2026 FSC-klagomål.docx
@@ -759,7 +759,7 @@
     <w:r>
       <w:tab/>
       <w:tab/>
-      <w:t>2026-07-19</w:t>
+      <w:t>2026-07-20</w:t>
       <w:br/>
       <w:br/>
     </w:r>

--- a/klagomål/A 27666-2026 FSC-klagomål.docx
+++ b/klagomål/A 27666-2026 FSC-klagomål.docx
@@ -163,7 +163,7 @@
         <w:pStyle w:val="Title"/>
       </w:pPr>
       <w:r>
-        <w:t>Inledande FSC- /PEFC-klagomål – information om höga naturvärden i avverkningsanmälan A 27666-2026 i Strömsunds kommun</w:t>
+        <w:t>Inledande FSC- /PEFC-klagomål – information om höga naturvärden och fridlysta arter i avverkningsanmälan A 27666-2026 i Strömsunds kommun</w:t>
       </w:r>
     </w:p>
     <w:p>
@@ -178,7 +178,7 @@
       <w:r>
         <w:drawing>
           <wp:inline xmlns:a="http://schemas.openxmlformats.org/drawingml/2006/main" xmlns:pic="http://schemas.openxmlformats.org/drawingml/2006/picture">
-            <wp:extent cx="5486400" cy="4658717"/>
+            <wp:extent cx="5486400" cy="4611619"/>
             <wp:docPr id="1" name="Picture 1"/>
             <wp:cNvGraphicFramePr>
               <a:graphicFrameLocks noChangeAspect="1"/>
@@ -199,7 +199,7 @@
                   <pic:spPr>
                     <a:xfrm>
                       <a:off x="0" y="0"/>
-                      <a:ext cx="5486400" cy="4658717"/>
+                      <a:ext cx="5486400" cy="4611619"/>
                     </a:xfrm>
                     <a:prstGeom prst="rect"/>
                   </pic:spPr>
@@ -221,7 +221,7 @@
     </w:p>
     <w:p>
       <w:r>
-        <w:t>I och inom 25 meter från avverkningsanmälan finns fynd av 4 naturvårdsarter, varav 4 är rödlistade och 2 är typiska (T): kortskaftad ärgspik (NT), rosenticka (NT, T), ullticka (NT, T) och vitgrynig nållav (NT). Se Figur 1.</w:t>
+        <w:t>I och inom 25 meter från avverkningsanmälan finns fynd av 20 naturvårdsarter, varav 13 är rödlistade, 2 är fridlysta, 15 är typiska (T) och 7 är signalarter (S): garnlav (VU, T), gränsticka (VU, T), knärot (VU, T, §8), ostticka (VU, T), ulltickeporing (VU), brunpudrad nållav (NT, T), kortskaftad ärgspik (NT), lunglav (NT, T), rosenticka (NT, T), rynkskinn (NT, T), stjärntagging (NT, T), ullticka (NT, T), vitgrynig nållav (NT), björksplintborre (S), bronshjon (S, T), kornig nållav (S, T), källpraktmossa (S, T), spindelblomster (S, T, §8), vedticka (S, T) och vågbandad barkbock (S). Se Figur 1.</w:t>
       </w:r>
     </w:p>
     <w:p>
@@ -244,7 +244,229 @@
     </w:p>
     <w:p>
       <w:r>
-        <w:t>Nedan följer beskrivningar av de naturvårdsarter och fridlysta arter som har sina livsmiljöer och växtplatser i den avverkningsanmälda skogen. De påträffade naturvårdsarterna är ett tydligt kvitto på att det rör sig om en skog med höga naturvärden.</w:t>
+        <w:t>Nedan följer beskrivningar av de naturvårdsarter och fridlysta arter som har sina livsmiljöer och växtplatser i den avverkningsanmälda skogen. Se även ytterligare artfakta i BILAGA 1. De påträffade naturvårdsarterna är ett tydligt kvitto på att det rör sig om en skog med höga naturvärden.</w:t>
+      </w:r>
+    </w:p>
+    <w:p>
+      <w:r>
+        <w:rPr>
+          <w:b/>
+        </w:rPr>
+        <w:t>Garnlav (VU)</w:t>
+      </w:r>
+      <w:r>
+        <w:t xml:space="preserve"> är en utpräglad barrskogsart som ibland kan drapera träden i norrländska grannaturskogar med hög luftfuktighet. Den förekommer även i talldominerade bestånd där den, förutom i trädens grenverk, påträffas hängande över ojämnheter i tallbarken. Arten har minskat starkt i södra och mellersta Sverige och den minskar även i sitt nordliga utbredningsområde. Minskningstakten uppgår till 30 (20–50) % inom 50 år och överstiger gränsvärdet för Sårbar (VU). Orsaken till tillbakagången beror främst på slutavverkningar av naturskogsartade skogar. Bestånd med riklig förekomst bör regelmässigt sparas, vilket även gynnar flera andra sällsynta och rödlistade arter. Garnlav är värdväxt för den mycket sällsynta och akut hotade fjärilen barrskogslavfly (CR) som hör hemma i boreala barrskogar med riklig förekomst av värdväxten. Tidigare kunde arten konstateras årligen på flera platser vid Dala-Floda i Dalarna innan lokalerna kalavverkades. Senaste fyndet i landet av barrskogslavfly är från år 2000 då den påträffades vid Högberget i Sollefteå kommun. Garnlav är typisk art för </w:t>
+      </w:r>
+      <w:r>
+        <w:rPr>
+          <w:i/>
+        </w:rPr>
+        <w:t xml:space="preserve">9010 Taiga </w:t>
+      </w:r>
+      <w:r>
+        <w:t>och</w:t>
+      </w:r>
+      <w:r>
+        <w:rPr>
+          <w:i/>
+        </w:rPr>
+        <w:t xml:space="preserve"> 9070 Trädklädd betesmark</w:t>
+      </w:r>
+      <w:r>
+        <w:t xml:space="preserve"> (SLU Artdatabanken, 2026).</w:t>
+      </w:r>
+    </w:p>
+    <w:p>
+      <w:r>
+        <w:rPr>
+          <w:b/>
+        </w:rPr>
+        <w:t>Gränsticka (VU)</w:t>
+      </w:r>
+      <w:r>
+        <w:t xml:space="preserve"> är en mycket bra signalart inom hela sitt utbredningsområde. Den är huvudsakligen knuten till restbestånd av barrnaturskog och förekommer med ett tydligt optimum i orörda eller måttligt påverkade gamla granskogar där det föreligger långvarig kontinuitet av grov död ved. Den totala populationen bedöms ha minskat och fortsätter att minska i takt med att grankontinuitetsskogar (äldre tidigare icke kalavverkade skogar) minskar i areal. Minskningstakten överstiger gränsvärdet för sårbar (VU). Lokaler som hyser arten bör undantas från skogsbruk, speciellt i mellersta och södra Sverige. Gränsticka är typisk art för </w:t>
+      </w:r>
+      <w:r>
+        <w:rPr>
+          <w:i/>
+        </w:rPr>
+        <w:t>9010 Taiga</w:t>
+      </w:r>
+      <w:r>
+        <w:t xml:space="preserve"> (SLU Artdatabanken, 2026; Nitare &amp; Skogsstyrelsen, 2019).</w:t>
+      </w:r>
+    </w:p>
+    <w:p>
+      <w:r>
+        <w:rPr>
+          <w:b/>
+        </w:rPr>
+        <w:t>Knärot (VU, §8)</w:t>
+      </w:r>
+      <w:r>
+        <w:t xml:space="preserve"> är typisk art för </w:t>
+      </w:r>
+      <w:r>
+        <w:rPr>
+          <w:i/>
+        </w:rPr>
+        <w:t xml:space="preserve">9010 Taiga </w:t>
+      </w:r>
+      <w:r>
+        <w:t>och</w:t>
+      </w:r>
+      <w:r>
+        <w:rPr>
+          <w:i/>
+        </w:rPr>
+        <w:t xml:space="preserve"> 9050 Näringsrik granskog</w:t>
+      </w:r>
+      <w:r>
+        <w:t xml:space="preserve">, rödlistad som sårbar och fridlyst enligt 8§ artskyddsförordningen. En nyligen genomförd analys av 79 floraväktarlokaler indikerar att det behövs någonstans mellan 100 och 150 meters skyddszon för att en knärotspopulation inte ska dö ut på lång sikt (Sebestyén &amp; Sundberg, 2025). Detta ligger väl i linje med tidigare genomförda studier som visar att det krävs väl tilltagna buffertzoner för att knäroten inte ska ta skada av skogsbruksåtgärder i intilliggande skog (Johnson, 2014; Koelmeijer m.fl., 2022; Skogsstyrelsen, 2022). Arten är även känslig för gallring vilket framgår av Skogsstyrelsens egen vägledning för hänsyn till knärot (Skogsstyrelsen, 2022). Ytterligare en studie visar på den starka korrelationen mellan minskande arealer kontinuitetsskog och lokal utdöenderisk. Knäroten uppvisade en mycket låg koloniseringsgrad (0,7 % över 10 år) i kombination med hög lokal utrotningsrisk (75,2 %), där utrotningssannolikheten ökade kraftigt när arealen kontinuitetsskog minskade mellan undersökningar, t.ex. på grund av kalhyggesbruk (Johansson et al., 2026). För rika förekomster av knärot är reservatsbildning eller biotopskydd lämpliga åtgärder för att skydda den. På knärot kan den sällsynta rostsvampen </w:t>
+      </w:r>
+      <w:r>
+        <w:rPr>
+          <w:i/>
+        </w:rPr>
+        <w:t>Pucciniastrum goodyerae</w:t>
+      </w:r>
+      <w:r>
+        <w:t xml:space="preserve"> påträffas. </w:t>
+      </w:r>
+      <w:r>
+        <w:rPr>
+          <w:i/>
+        </w:rPr>
+        <w:t>Pucciniastrum goodyerae</w:t>
+      </w:r>
+      <w:r>
+        <w:t xml:space="preserve"> är klassad som NE (ej bedömd) i rödlistan (SLU Artdatabanken, 2024).</w:t>
+      </w:r>
+    </w:p>
+    <w:p>
+      <w:r>
+        <w:t>I det avverkningsanmälda området finns 25 fyndplatser för knärot registrerade på Artportalen. Figur 2 visar gränserna för buffertzoner på 50 m, som behöver lämnas kring fyndplatserna för att knärotslokalerna inte ska försvinna vid en avverkning. Av det avverkningsanmälda området överlappar 5.50 ha med buffertzonerna och får av detta skäl inte avverkas.</w:t>
+      </w:r>
+    </w:p>
+    <w:p>
+      <w:pPr>
+        <w:pStyle w:val="Caption"/>
+      </w:pPr>
+      <w:r>
+        <w:drawing>
+          <wp:inline xmlns:a="http://schemas.openxmlformats.org/drawingml/2006/main" xmlns:pic="http://schemas.openxmlformats.org/drawingml/2006/picture">
+            <wp:extent cx="5486400" cy="5801390"/>
+            <wp:docPr id="2" name="Picture 2"/>
+            <wp:cNvGraphicFramePr>
+              <a:graphicFrameLocks noChangeAspect="1"/>
+            </wp:cNvGraphicFramePr>
+            <a:graphic>
+              <a:graphicData uri="http://schemas.openxmlformats.org/drawingml/2006/picture">
+                <pic:pic>
+                  <pic:nvPicPr>
+                    <pic:cNvPr id="0" name="A 27666-2026 karta knärot.png"/>
+                    <pic:cNvPicPr/>
+                  </pic:nvPicPr>
+                  <pic:blipFill>
+                    <a:blip r:embed="rId17"/>
+                    <a:stretch>
+                      <a:fillRect/>
+                    </a:stretch>
+                  </pic:blipFill>
+                  <pic:spPr>
+                    <a:xfrm>
+                      <a:off x="0" y="0"/>
+                      <a:ext cx="5486400" cy="5801390"/>
+                    </a:xfrm>
+                    <a:prstGeom prst="rect"/>
+                  </pic:spPr>
+                </pic:pic>
+              </a:graphicData>
+            </a:graphic>
+          </wp:inline>
+        </w:drawing>
+      </w:r>
+    </w:p>
+    <w:p>
+      <w:pPr>
+        <w:pStyle w:val="Caption"/>
+        <w:spacing w:after="240"/>
+      </w:pPr>
+      <w:r>
+        <w:t>Figur 2. Fyndplatser och buffertzoner för knärot i det avverkningsanmälda området. Endast fyndplatser vars buffertzoner överlappar med det avverkningsanmälda området har tagits med i visualiseringen. Kartans mittpunktskoordinat är N 7089652, E 558693 i SWEREF 99 TM.</w:t>
+      </w:r>
+    </w:p>
+    <w:p>
+      <w:r>
+        <w:rPr>
+          <w:b/>
+        </w:rPr>
+        <w:t xml:space="preserve">Ostticka (VU) </w:t>
+      </w:r>
+      <w:r>
+        <w:t xml:space="preserve">växer huvudsakligen på grova granlågor i urskogsartad barrskog. Växtplatserna ligger vanligtvis i brandrefugiala områden med relativt hög luftfuktighet där skogen under lång tid haft en intern beståndsdynamik med successivt avdöende träd. Alla skogsskötselåtgärder på eller i omedelbar närhet av lokalerna inverkar negativt på artens fortlevnad. Ostticka är typisk art för </w:t>
+      </w:r>
+      <w:r>
+        <w:rPr>
+          <w:i/>
+        </w:rPr>
+        <w:t xml:space="preserve">9010 Taiga </w:t>
+      </w:r>
+      <w:r>
+        <w:t xml:space="preserve">och </w:t>
+      </w:r>
+      <w:r>
+        <w:rPr>
+          <w:i/>
+        </w:rPr>
+        <w:t>9030 Landhöjningsskog</w:t>
+      </w:r>
+      <w:r>
+        <w:t xml:space="preserve"> (SLU Artdatabanken, 2024; Nitare &amp; Skogsstyrelsen, 2019).</w:t>
+      </w:r>
+    </w:p>
+    <w:p>
+      <w:r>
+        <w:rPr>
+          <w:b/>
+        </w:rPr>
+        <w:t xml:space="preserve">Ulltickeporing </w:t>
+      </w:r>
+      <w:r>
+        <w:rPr>
+          <w:b/>
+          <w:i/>
+        </w:rPr>
+        <w:t>Skeletocutis brevispora</w:t>
+      </w:r>
+      <w:r>
+        <w:rPr>
+          <w:b/>
+        </w:rPr>
+        <w:t xml:space="preserve"> (VU)</w:t>
+      </w:r>
+      <w:r>
+        <w:t>, rödlistad som sårbar, växer på ullticka (NT) i naturskogsartade granskogar. Avverkning av naturskogslika miljöer och av grova granar där ulltickeporing förekommer är ett direkt hot mot artens fortlevnad. Alla skogliga åtgärder som innebär att lågor och döda eller skadade träd tas bort missgynnar arten. På sikt är minskad tillgång till lämpligt substrat och krympande areal av naturskog ett hot, framförallt råder brist på grov ved som lågor i sena nedbrytningsstadier. Ytterligare fragmentering av skogslandskapet minskar artens möjligheter till spridning. Gamla granskogar som hyser arten undantas helt från skogsbruk (SLU Artdatabanken, 2024).</w:t>
+      </w:r>
+    </w:p>
+    <w:p>
+      <w:r>
+        <w:rPr>
+          <w:b/>
+        </w:rPr>
+        <w:t>Brunpudrad nållav (NT)</w:t>
+      </w:r>
+      <w:r>
+        <w:t xml:space="preserve"> är beroende av hög, jämn luftfuktighet och kan påträffas i fuktiga skogar av naturskogskaraktär, ofta i sumpgranskog eller andra sumpskogar. Arten är placerad högst upp i Skogsstyrelsens värdepyramid för bedömning av skog med höga naturvärden och förekomster bör undantas från skogsbruksåtgärder. Brunpudrad nållav är typisk art för </w:t>
+      </w:r>
+      <w:r>
+        <w:rPr>
+          <w:i/>
+        </w:rPr>
+        <w:t>9010 Taiga</w:t>
+      </w:r>
+      <w:r>
+        <w:t xml:space="preserve"> (SLU Artdatabanken, 2024; Nitare &amp; Skogsstyrelsen, 2019).</w:t>
       </w:r>
     </w:p>
     <w:p>
@@ -263,6 +485,62 @@
         <w:rPr>
           <w:b/>
         </w:rPr>
+        <w:t>Lunglav (NT)</w:t>
+      </w:r>
+      <w:r>
+        <w:t xml:space="preserve"> är en av vårt lands främsta signalarter som överallt indikerar gamla lövträd, skogsbestånd med höga naturvärden och ekosystem med långskoglig kontinuitet. Lokalt kan förekomsten vara mycket riklig men den hittas nästan enbart i gamla och ej slutavverkade skogar. Artens samtliga förekomster bör uppmärksammas från naturvårdssynpunkt, då många lokaler även hyser andra ovanliga och rödlistade arter. Rikliga förekomster bör skyddas med biotopskydd, frivilliga avsättningar eller reservat. På lunglav kan de sällsynta lavparasiterna lunglavshårprick (CR), </w:t>
+      </w:r>
+      <w:r>
+        <w:rPr>
+          <w:i/>
+        </w:rPr>
+        <w:t>Abrothallus diederichii</w:t>
+      </w:r>
+      <w:r>
+        <w:t xml:space="preserve"> (VU), </w:t>
+      </w:r>
+      <w:r>
+        <w:rPr>
+          <w:i/>
+        </w:rPr>
+        <w:t>Abrothallus lobariae</w:t>
+      </w:r>
+      <w:r>
+        <w:t xml:space="preserve"> (VU), </w:t>
+      </w:r>
+      <w:r>
+        <w:rPr>
+          <w:i/>
+        </w:rPr>
+        <w:t>Calycina lobariae</w:t>
+      </w:r>
+      <w:r>
+        <w:t xml:space="preserve"> (VU), lunglavsknapp (VU) och skrovelmössing (VU) påträffas. Lunglav är typisk art för </w:t>
+      </w:r>
+      <w:r>
+        <w:rPr>
+          <w:i/>
+        </w:rPr>
+        <w:t>9010 Taiga, 9020 Nordlig ädellövskog, 9110 Näringsfattig bokskog, 9130 Näringsrik bokskog, 9160 Näringsrik ekskog, 9180 Ädellövskog i branter, 9190 Näringsfattig ekskog, 9070 Trädklädd betesmark, 9040 Fjällbjörkskog</w:t>
+      </w:r>
+      <w:r>
+        <w:t xml:space="preserve"> och</w:t>
+      </w:r>
+      <w:r>
+        <w:rPr>
+          <w:i/>
+        </w:rPr>
+        <w:t xml:space="preserve"> 6530 Lövängar</w:t>
+      </w:r>
+      <w:r>
+        <w:t xml:space="preserve"> (SLU Artdatabanken, 2026; Nitare &amp; Skogsstyrelsen, 2019).</w:t>
+      </w:r>
+    </w:p>
+    <w:p>
+      <w:r>
+        <w:rPr>
+          <w:b/>
+        </w:rPr>
         <w:t>Rosenticka (NT)</w:t>
       </w:r>
       <w:r>
@@ -292,6 +570,64 @@
         <w:rPr>
           <w:b/>
         </w:rPr>
+        <w:t>Rynkskinn (NT)</w:t>
+      </w:r>
+      <w:r>
+        <w:t xml:space="preserve"> är en vednedbrytare som växer på grova granlågor och ingår i en karaktäristisk association av vedsvampar knutna till urskogsartade barrskogar. Den har klassificerats som en “urskogsindikator” och är placerad i toppen av Skogsstyrelsens värdepyramid för bedömning av skog med höga naturvärden. Allt tyder på att rynkskinn är mycket känslig för skogliga ingrepp och lokalerna, som oftast har höga biologiska kvaliteter, bör lämnas till fri utveckling. Rynkskinn är typisk art för </w:t>
+      </w:r>
+      <w:r>
+        <w:rPr>
+          <w:i/>
+        </w:rPr>
+        <w:t xml:space="preserve">9010 Taiga, 9050 Näringsrik granskog </w:t>
+      </w:r>
+      <w:r>
+        <w:t>och</w:t>
+      </w:r>
+      <w:r>
+        <w:rPr>
+          <w:i/>
+        </w:rPr>
+        <w:t xml:space="preserve"> 9030 Landhöjningsskog</w:t>
+      </w:r>
+      <w:r>
+        <w:t xml:space="preserve"> (Nitare &amp; Skogsstyrelsen, 2019; SLU Artdatabanken, 2026).</w:t>
+      </w:r>
+    </w:p>
+    <w:p>
+      <w:r>
+        <w:rPr>
+          <w:b/>
+        </w:rPr>
+        <w:t>Stjärntagging (NT)</w:t>
+      </w:r>
+      <w:r>
+        <w:t xml:space="preserve"> signalerar inom hela sitt utbredningsområde höga naturvärden. Svampen är uttorkningskänslig och beroende av ett oförändrat fuktigt mikroklimat. Den är även beroende av en ständig tillgång på död ved i olika nedbrytningsstadier, dock ej nödvändigtvis grova träd. Tidigare påverkan på miljön måste dock ha varit så skonsam att det naturliga skogsekosystemet till stora delar har bevarats. Minskningstakten för den svenska populationen bedöms vara nära gränsvärdet för Sårbar (VU). Stjärntagging är typisk art för </w:t>
+      </w:r>
+      <w:r>
+        <w:rPr>
+          <w:i/>
+        </w:rPr>
+        <w:t xml:space="preserve">9010 Taiga, 9050 Näringsrik granskog </w:t>
+      </w:r>
+      <w:r>
+        <w:t xml:space="preserve">och </w:t>
+      </w:r>
+      <w:r>
+        <w:rPr>
+          <w:i/>
+        </w:rPr>
+        <w:t>9030 Landhöjningsskog</w:t>
+      </w:r>
+      <w:r>
+        <w:t xml:space="preserve"> (SLU Artdatabanken, 2024; Nitare &amp; Skogsstyrelsen, 2019).</w:t>
+      </w:r>
+    </w:p>
+    <w:p>
+      <w:r>
+        <w:rPr>
+          <w:b/>
+        </w:rPr>
         <w:t>Ullticka (NT)</w:t>
       </w:r>
       <w:r>
@@ -352,6 +688,155 @@
       </w:r>
       <w:r>
         <w:t xml:space="preserve"> växer nästan uteslutande på bark av gamla, senvuxna granar i skuggiga lägen med hög och jämn luftfuktighet. Den vanligaste naturtypen för arten är kontinuitetsskogar på frisk mark men den finns också i sumpgranskogar. På lång sikt utgör avverkningar av olikåldriga granskogar av naturskogskaraktär ett allvarligt hot mot arten och skogsbruksåtgärder på eller i närheten av växtplatserna bör undvikas. Naturskogsartade, fuktiga granskogar med förekomster av arten signalerar höga biologiska värden och bör bevaras (SLU Artdatabanken, 2024; Nitare &amp; Skogsstyrelsen, 2019).</w:t>
+      </w:r>
+    </w:p>
+    <w:p>
+      <w:r>
+        <w:rPr>
+          <w:b/>
+        </w:rPr>
+        <w:t xml:space="preserve">Björksplintborre </w:t>
+      </w:r>
+      <w:r>
+        <w:t>är en skalbagge vars larvutveckling sker i bark på nyligen döda björkar, både stående träd och vindfällen. En prydlig rad med runda ventilationshål i barken ovanför modergången är synnerligen karaktäristiskt. Arten är knuten till lövrika blandskogar med en hög andel gamla träd, och starkt gynnad av naturliga störningar som torka, översvämningar, brand och stormfällningar. Talrika gnagspår kan tyda på biotoper med höga naturvärden, exempelvis för ovanliga hackspettar och andra, mer sällsynta vedinsekter. Larverna är omtyckt hackspettsföda (SLU Artdatabanken, 2025).</w:t>
+      </w:r>
+    </w:p>
+    <w:p>
+      <w:r>
+        <w:rPr>
+          <w:b/>
+        </w:rPr>
+        <w:t>Bronshjon</w:t>
+      </w:r>
+      <w:r>
+        <w:t xml:space="preserve"> är en skalbagge vars larvutveckling sker under grov bark på stammar av döda eller döende barrträd, främst gran, i mindre omfattning tall. Arten är knuten till äldre, naturskogslik granskog med inslag av torkande träd. Bronshjon är typisk art för </w:t>
+      </w:r>
+      <w:r>
+        <w:rPr>
+          <w:i/>
+        </w:rPr>
+        <w:t>9010 Taiga</w:t>
+      </w:r>
+      <w:r>
+        <w:t xml:space="preserve"> (SLU Artdatabanken, 2025).</w:t>
+      </w:r>
+    </w:p>
+    <w:p>
+      <w:r>
+        <w:rPr>
+          <w:b/>
+        </w:rPr>
+        <w:t xml:space="preserve">Kornig nållav </w:t>
+      </w:r>
+      <w:r>
+        <w:t xml:space="preserve">förekommer i skuggiga miljöer med hög luftfuktighet och påträffas främst i gamla skogar eller på gamla träd. Den signalerar höga naturvärden och på lokalerna finns ofta flera ovanliga och rödlistade arter. Kornig nållav är typisk art för </w:t>
+      </w:r>
+      <w:r>
+        <w:rPr>
+          <w:i/>
+        </w:rPr>
+        <w:t xml:space="preserve">9110 Näringsfattig bokskog </w:t>
+      </w:r>
+      <w:r>
+        <w:t>och</w:t>
+      </w:r>
+      <w:r>
+        <w:rPr>
+          <w:i/>
+        </w:rPr>
+        <w:t xml:space="preserve"> 9130 Näringsrik bokskog</w:t>
+      </w:r>
+      <w:r>
+        <w:t xml:space="preserve"> (SLU Artdatabanken, 2024; Nitare &amp; Skogsstyrelsen, 2019).</w:t>
+      </w:r>
+    </w:p>
+    <w:p>
+      <w:r>
+        <w:rPr>
+          <w:b/>
+        </w:rPr>
+        <w:t xml:space="preserve">Källpraktmossa </w:t>
+      </w:r>
+      <w:r>
+        <w:t xml:space="preserve">växer på fuktig eller blöt, näringsrik och ofta mineralrik mark, t.ex. i sumpskogar. Den är en god signalart i södra och mellersta Sverige och förekommer ofta i artrika miljöer med t.ex. kärrkammossa, bågpraktmossa, filtrundmossa och skogshakmossa. Eftersom mängden våtmarker har reducerats kraftigt i södra Sverige under det senaste seklet har förekomsten av källpraktmossa troligen minskat i söder. Källpraktmossa är typisk art för </w:t>
+      </w:r>
+      <w:r>
+        <w:rPr>
+          <w:i/>
+        </w:rPr>
+        <w:t xml:space="preserve">7160 Källor och källkärr, 9750 Svämlövskog </w:t>
+      </w:r>
+      <w:r>
+        <w:t>och</w:t>
+      </w:r>
+      <w:r>
+        <w:rPr>
+          <w:i/>
+        </w:rPr>
+        <w:t xml:space="preserve"> 9080 Lövsumpskog </w:t>
+      </w:r>
+      <w:r>
+        <w:t>(Nitare &amp; Skogsstyrelsen, 2019; SLU Artdatabanken, 2025).</w:t>
+      </w:r>
+    </w:p>
+    <w:p>
+      <w:r>
+        <w:rPr>
+          <w:b/>
+        </w:rPr>
+        <w:t>Spindelblomster (§8)</w:t>
+      </w:r>
+      <w:r>
+        <w:t xml:space="preserve"> växer i äldre mossrik granskog eller barrblandskog, men även i fjällbjörkskog. Arten indikerar långvarig trädkontinuitet och hög luftfuktighet och är mycket känslig för uttorkning och markskador. Spindelblomster har i många trakter minskat starkt under senare tid på grund av slutavverkningar och skogsmarksdikning. Spindelblomster är typisk art för </w:t>
+      </w:r>
+      <w:r>
+        <w:rPr>
+          <w:i/>
+        </w:rPr>
+        <w:t xml:space="preserve">9010 Taiga, 9050 Näringsrik granskog </w:t>
+      </w:r>
+      <w:r>
+        <w:t>och</w:t>
+      </w:r>
+      <w:r>
+        <w:rPr>
+          <w:i/>
+        </w:rPr>
+        <w:t xml:space="preserve"> 9040 Fjällbjörkskog</w:t>
+      </w:r>
+      <w:r>
+        <w:t xml:space="preserve"> (Nitare &amp; Skogsstyrelsen, 2019; SLU Artdatabanken, 2025).</w:t>
+      </w:r>
+    </w:p>
+    <w:p>
+      <w:r>
+        <w:rPr>
+          <w:b/>
+        </w:rPr>
+        <w:t xml:space="preserve">Vedticka </w:t>
+      </w:r>
+      <w:r>
+        <w:t xml:space="preserve">är en bra signalart söder om den naturliga norrlandsgränsen. Den är huvudsakligen knuten till äldre barrskogar där det föreligger långvarig kontinuitet av död barrved. Vedticka är typisk art för </w:t>
+      </w:r>
+      <w:r>
+        <w:rPr>
+          <w:i/>
+        </w:rPr>
+        <w:t xml:space="preserve">9010 Taiga </w:t>
+      </w:r>
+      <w:r>
+        <w:t>(Nitare &amp; Skogsstyrelsen, 2019; SLU Artdatabanken, 2025).</w:t>
+      </w:r>
+    </w:p>
+    <w:p>
+      <w:r>
+        <w:rPr>
+          <w:b/>
+        </w:rPr>
+        <w:t xml:space="preserve">Vågbandad barkbock </w:t>
+      </w:r>
+      <w:r>
+        <w:t>är en långhorning vars larvutveckling sker under bark på nyligen döda stående barrträd, främst gran, mer undantagsvis på tall. Främst i stående träd, särskilt gamla, långsamvuxna granar med grov bark, även i grövre grenar, stubbar eller vindfällen. Arten är starkt knuten till naturskogsliknande granskogar, och gynnas av extrema torrsomrar som försvagar träden. Arten påverkas negativt av brist på kontinuitetsskog och en minskning av populationen pågår eller förväntas ske (SLU Artdatabanken, 2025).</w:t>
       </w:r>
     </w:p>
     <w:p>
@@ -423,10 +908,18 @@
         <w:rPr>
           <w:b/>
         </w:rPr>
-        <w:t xml:space="preserve">6.4.3 </w:t>
-      </w:r>
-      <w:r>
-        <w:t>Bevarandeåtgärder genomförs för de kända förekomster av rödlistade arter som påverkas av skogsbruk.</w:t>
+        <w:t xml:space="preserve">6.4.1 </w:t>
+      </w:r>
+      <w:r>
+        <w:t>Följande biotoper undantas från alla skogsbruksåtgärder, förutom åtgärder påkallade för att bevara eller främja biotopens naturliga eller hävdbetingade biologiska mångfald:</w:t>
+      </w:r>
+    </w:p>
+    <w:p>
+      <w:pPr>
+        <w:ind w:left="357"/>
+      </w:pPr>
+      <w:r>
+        <w:t>b) nyckelbiotoper enligt Skogsstyrelsens definition och metod (1995)</w:t>
       </w:r>
     </w:p>
     <w:p>
@@ -444,7 +937,36 @@
         <w:rPr>
           <w:i/>
         </w:rPr>
-        <w:t>I det avverkningsanmälda skogsområdet har 4 naturvårdsarter varav 4 rödlistade arter sina livsmiljöer och växtplatser.</w:t>
+        <w:t>I det avverkningsanmälda skogsområdet har 20 rödlistade arter och signalarter påträffats. Detta ska jämföras med Skogsstyrelsens uppföljning 2017 av nyckelbiotoper som visade att man i genomsnitt hittar 20,6 olika rödlistade arter och signalarter i en nyckelbiotop (Wijk, S. 2017. Biologisk mångfald i nyckelbiotoper – Resultat från inventeringen “Uppföljning biologisk mångfald” 2009–2015. Rapport 4/2017 Skogsstyrelsen, Jönköping).</w:t>
+      </w:r>
+    </w:p>
+    <w:p>
+      <w:r>
+        <w:rPr>
+          <w:b/>
+        </w:rPr>
+        <w:t xml:space="preserve">6.4.3 </w:t>
+      </w:r>
+      <w:r>
+        <w:t>Bevarandeåtgärder genomförs för de kända förekomster av rödlistade arter som påverkas av skogsbruk.</w:t>
+      </w:r>
+    </w:p>
+    <w:p>
+      <w:pPr>
+        <w:pStyle w:val="ListBullet"/>
+      </w:pPr>
+      <w:r>
+        <w:rPr>
+          <w:b/>
+          <w:i/>
+        </w:rPr>
+        <w:t xml:space="preserve">Kommentar: </w:t>
+      </w:r>
+      <w:r>
+        <w:rPr>
+          <w:i/>
+        </w:rPr>
+        <w:t>I det avverkningsanmälda skogsområdet har 20 naturvårdsarter varav 13 rödlistade arter sina livsmiljöer och växtplatser.</w:t>
       </w:r>
     </w:p>
     <w:p>
@@ -629,6 +1151,444 @@
           <w:i/>
         </w:rPr>
         <w:t>I den avverkningsanmälda skogen har fridlysta arter sina livsmiljöer och växtplatser. Att skada de fridlysta arternas livsmiljöer, växtplatser eller ekologiska funktion är inte tillåtet enligt artskyddsförordningen</w:t>
+      </w:r>
+    </w:p>
+    <w:p>
+      <w:r>
+        <w:br w:type="page"/>
+      </w:r>
+    </w:p>
+    <w:p>
+      <w:pPr>
+        <w:pStyle w:val="Title"/>
+      </w:pPr>
+      <w:r>
+        <w:t>BILAGA 1 –</w:t>
+        <w:br/>
+        <w:t>Fridlysta och rödlistade arter</w:t>
+      </w:r>
+    </w:p>
+    <w:p>
+      <w:pPr>
+        <w:pStyle w:val="Heading1"/>
+      </w:pPr>
+      <w:r>
+        <w:t>Knärot – ekologi samt krav på livsmiljön</w:t>
+      </w:r>
+    </w:p>
+    <w:p>
+      <w:r>
+        <w:t xml:space="preserve">Knärot är typisk art för </w:t>
+      </w:r>
+      <w:r>
+        <w:rPr>
+          <w:i/>
+        </w:rPr>
+        <w:t xml:space="preserve">9010 Taiga </w:t>
+      </w:r>
+      <w:r>
+        <w:t>och</w:t>
+      </w:r>
+      <w:r>
+        <w:rPr>
+          <w:i/>
+        </w:rPr>
+        <w:t xml:space="preserve"> 9050 Näringsrik granskog</w:t>
+      </w:r>
+      <w:r>
+        <w:t>, fridlyst enligt 8 och 15 §§ artskyddsförordningen och klassad som sårbar (VU) enligt rödlistan 2020. Knärot är beroende av hög och jämn luftfuktighet i gamla, ostörda skogsmiljöer och är känslig för snabba förändringar av ljus-/vindförhållanden eller uttorkning. På grund av ett alltför intensivt skogsbruk har den minskat med 40 (25–50) % under de senaste 60 åren och i framtiden bedöms minskningstakten uppgå till 30 (20–40) %. Till följd av att arten har en dokumenterat högre minskningstakt i förhållande till sin generationstid än vad som tidigare varit känt (data från Riksskogstaxeringen) höjdes den till hotkategori sårbar (VU) i rödlistan 2020 (SLU Artdatabanken, 2024).</w:t>
+      </w:r>
+    </w:p>
+    <w:p>
+      <w:r>
+        <w:t>En analys av 79 floraväktarlokaler åren 1990–2015 vilka återbesökts under 2020–2024 visade på en tydlig negativ påverkan på knärotsförekomster från större hyggen i närområdet (inom 150–200 m) vilket indikerar att kanteffekter har en stor påverkan på populationerna. Resultaten bekräftar knärotens känslighet för kanteffekter och visar vikten av att skydda större skogsbestånd för att bevara arten. Om det blir höga andelar (&gt;30%) hyggen inom 200 meter från en knärotsförekomst så ökar risken för att en knärotspopulation dör ut och det verkar det behövas någonstans mellan 100 och 150 meters skyddszon för att bevara arten på lång sikt (Sebestyén &amp; Sundberg, 2025). Detta stöds även av en studie (Johansson et al, 2026) baserad på data från Riksskogstaxeringen som visar att knäroten minskat med 66 % under perioden 1993–2022 samt att det finns en stark korrelation mellan minskande arealer kontinuitetsskog och lokal utdöenderisk. Knäroten uppvisade en mycket låg koloniseringsgrad (0,7 % över 10 år) i kombination med hög lokal utrotningsrisk (75,2 %), där utrotningssannolikheten ökade kraftigt när arealen kontinuitetsskog minskade mellan undersökningar, t.ex. på grund av kalhyggesbruk (Johansson et al., 2026).</w:t>
+      </w:r>
+    </w:p>
+    <w:p>
+      <w:r>
+        <w:t xml:space="preserve">Samuel Johnsons doktorsavhandling </w:t>
+      </w:r>
+      <w:r>
+        <w:rPr>
+          <w:i/>
+        </w:rPr>
+        <w:t>“Retention Forestry as a Conservation Measure for Boreal Forest Ground Vegetation”</w:t>
+      </w:r>
+      <w:r>
+        <w:t xml:space="preserve"> (SLU, Uppsala 2014) visar att det krävs väl tilltagna skyddszoner för att knärotens växtplatser inte ska ta skada av skogsbruksåtgärder i intilliggande områden: </w:t>
+      </w:r>
+      <w:r>
+        <w:rPr>
+          <w:i/>
+        </w:rPr>
+        <w:t xml:space="preserve">“Study III shows that retention patches smaller than 0.5 ha do not lifeboat the sensitive forest herb G. repens, a species that depend on stable microclimatic conditions typical for intact forest stands.” </w:t>
+      </w:r>
+      <w:r>
+        <w:t xml:space="preserve">Vidare </w:t>
+      </w:r>
+      <w:r>
+        <w:rPr>
+          <w:i/>
+        </w:rPr>
+        <w:t>“More sensitive forest species are not lifeboated in retention patches ranging from 0.05 to 0.5 ha (Papers II &amp; III).”</w:t>
+      </w:r>
+    </w:p>
+    <w:p>
+      <w:r>
+        <w:t xml:space="preserve">Johnsons (2014) rekommendation på minst 50 meters breda skyddszoner runt knärotens växtplatser motsvarar en areal på 0,78 hektar, vilket ligger i linje med andra studier som gjorts på känsliga skogsarter: </w:t>
+      </w:r>
+      <w:r>
+        <w:rPr>
+          <w:i/>
+        </w:rPr>
+        <w:t>“In study III I also show that translocated specimens of G. repens survives well in mature forests at least 50 m from the nearest edge to an open area. Moreover, measures of temperature and humidity show that such distances from an open area is far enough to offer a microclimate that is more stable compared to what present in retention patches of around 0.1 ha. This means that the very centre of a circular patch with radius 50 m (equals a size of 0.78 ha) should offer conditions similar to interior forest and would perhaps be a suitable habitat for G. repens and similar species. Previous studies from both North America and Sweden have also concluded that patches between 0.5 and one ha are sufficient for preserving interior forest vegetation as well as sensitive lichens and bryophytes (de Graaf &amp; Roberts 2009; Halpern et al. 2012; Rudolphi et al. 2014).”</w:t>
+      </w:r>
+    </w:p>
+    <w:p>
+      <w:r>
+        <w:t>Ytterligare en studie (Koelmeijer m.fl., 2022) inkluderar knärotens skyddsbehov. I uppsatsen berörs problemet med uttorkning för växter, bl.a. för knärot, ett problem som blivit accentuerat på grund av den pågående klimatförändringen och torra somrar, t.ex. den exceptionellt torra sommaren 2018. I uppsatsen undersöks områden med tre olika avstånd från kalhyggeskant med avseende på skydd bl.a. för knärot. Det första området har avstånd upp till 20 m från hyggeskant (Strong edge effect), det andra 20–40 m från hyggeskant (Weak edge effect) och det tredje avser större avstånd från hyggeskant, där kanteffekten anses vara försumbar (Interior). Ett resultat var att man fann stor eller mycket stor uttorkningseffekt på känsliga och rödlistade skogsarter vid de kortare avstånden till hyggeskant, medan effekt av uttorkning inte konstaterades på större avstånd (Interior). För orkidén knärot fann man en rik förekomst (upp till 0,06 dm2/m2) på stort avstånd från hyggeskant (Interior), medan förekomsten var liten eller närmast försumbar i de områden som klassificerades som Weak edge effect respektive Strong edge effect. Arbetet påpekar att de allt oftare förekommande torra somrarna ger ytterligare skäl att utöka skyddsavståndet från hyggen till den fuktkrävande arten knärot (Koelmeijer m.fl., 2022).</w:t>
+      </w:r>
+    </w:p>
+    <w:p>
+      <w:r>
+        <w:t>Även Skogsstyrelsens egen vägledning för hänsyn till knärot ligger i linje med ovanstående forskningsstudier. Av vägledningen framgår det att för med hög sannolikhet kunna bevara befintliga förekomster krävs relativt stora avsättningar av uppvuxen skog med slutet och relativt tätt kronskikt. Som riktlinje kan krävas ett avstånd på 50 meter in från brynet för att vidmakthålla ett fungerande mikroklimat. Detta innebär att fristående hänsynsytor för många arter (kärlväxter, lavar och mossor) kan behöva ha en area överstigande 0,8 hektar (cirkelyta med radien 50 meter = 0,78 hektar) för att bibehålla lokalklimatet. Även ganska små förändringar i form av förändrade ljus- och fuktighetsförhållanden, till exempel till följd av gallring, kan leda till att arten försvinner till följd av konkurrens med mera ljuskrävande och snabbväxande arter (Skogsstyrelsen, 2022).</w:t>
+      </w:r>
+    </w:p>
+    <w:p>
+      <w:r>
+        <w:t>Vid tillämpning av försiktighetsprincipen enligt 2 kap. 3 § miljöbalken bör sålunda 100–150 meters skyddszon lämnas runt knärotens växtplatser.</w:t>
+      </w:r>
+    </w:p>
+    <w:p>
+      <w:pPr>
+        <w:pStyle w:val="Heading2"/>
+      </w:pPr>
+      <w:r>
+        <w:t>Referenser – knärot</w:t>
+      </w:r>
+    </w:p>
+    <w:p>
+      <w:r>
+        <w:t xml:space="preserve">de Graaf M &amp; Roberts M.R., 2009. </w:t>
+      </w:r>
+      <w:r>
+        <w:rPr>
+          <w:i/>
+        </w:rPr>
+        <w:t xml:space="preserve">Short-term response of the herbaceous layer within leave patches after harvest. </w:t>
+      </w:r>
+      <w:r>
+        <w:t>Forest Ecology and Management 257, 1014–1025.</w:t>
+      </w:r>
+    </w:p>
+    <w:p>
+      <w:r>
+        <w:t xml:space="preserve">Halpern, C. B., Halaj, J., Evans, S. A., &amp; Dovciak, M., 2012. </w:t>
+      </w:r>
+      <w:r>
+        <w:rPr>
+          <w:i/>
+        </w:rPr>
+        <w:t xml:space="preserve">Level and pattern of overstory retention interact to shape long-term responses of understories to timber harvest. </w:t>
+      </w:r>
+      <w:r>
+        <w:t>Ecological Applications, 22, 2049–2064.</w:t>
+      </w:r>
+    </w:p>
+    <w:p>
+      <w:r>
+        <w:t>Johansson, V., Jansson, M. och Bergman, K-O</w:t>
+      </w:r>
+      <w:r>
+        <w:rPr>
+          <w:i/>
+        </w:rPr>
+        <w:t>.</w:t>
+      </w:r>
+      <w:r>
+        <w:t>, 2026.</w:t>
+      </w:r>
+      <w:r>
+        <w:rPr>
+          <w:i/>
+        </w:rPr>
+        <w:t xml:space="preserve"> A 30-year population decline of a threatened forest orchid associated with old growth forests</w:t>
+      </w:r>
+      <w:r>
+        <w:t>. Department of Physics, Chemistry and Biology (IFM), Linköping University.</w:t>
+      </w:r>
+    </w:p>
+    <w:p>
+      <w:r>
+        <w:t xml:space="preserve">Johnson, S., 2014. </w:t>
+      </w:r>
+      <w:r>
+        <w:rPr>
+          <w:i/>
+        </w:rPr>
+        <w:t>Retention Forestry as a Conservation Measure for Boreal Forest Ground Vegetation</w:t>
+      </w:r>
+      <w:r>
+        <w:t>. Doktorsavhandling, SLU, Uppsala.</w:t>
+      </w:r>
+    </w:p>
+    <w:p>
+      <w:r>
+        <w:t xml:space="preserve">Koelmeijer, I. A., Ehrlén, J., Jönsson, M., De Frenne, P., Berg, P., Andersson, J., Weibull, H. &amp; Hylander, N. 2022. </w:t>
+      </w:r>
+      <w:r>
+        <w:rPr>
+          <w:i/>
+        </w:rPr>
+        <w:t xml:space="preserve">Interactive effects of drought and edge exposure on old-growth forest understory species. </w:t>
+      </w:r>
+      <w:r>
+        <w:t>Landscape Ecology, 37, sid 1839–1853.</w:t>
+      </w:r>
+    </w:p>
+    <w:p>
+      <w:r>
+        <w:t xml:space="preserve">Rudolphi, J., Jönsson, M. T., &amp; Gustafsson, L., 2014. </w:t>
+      </w:r>
+      <w:r>
+        <w:rPr>
+          <w:i/>
+        </w:rPr>
+        <w:t xml:space="preserve">Biological legacies buffer local species extinction after logging. </w:t>
+      </w:r>
+      <w:r>
+        <w:t>Journal of Applied Ecology. 51, 53–62.</w:t>
+      </w:r>
+    </w:p>
+    <w:p>
+      <w:r>
+        <w:t xml:space="preserve">Sebestyén, L. och Sundberg, S. 2025.  </w:t>
+      </w:r>
+      <w:r>
+        <w:rPr>
+          <w:i/>
+        </w:rPr>
+        <w:t>Påverkan på knärotslokaler från hyggen i närheten.</w:t>
+      </w:r>
+      <w:r>
+        <w:t xml:space="preserve"> DAPHNE 36:1 2025. Botaniska Sällskapet i Stockholm.</w:t>
+      </w:r>
+    </w:p>
+    <w:p>
+      <w:r>
+        <w:t xml:space="preserve">Skogsstyrelsen, 2022. </w:t>
+      </w:r>
+      <w:r>
+        <w:rPr>
+          <w:i/>
+        </w:rPr>
+        <w:t xml:space="preserve">Vägledning för hänsyn till knärot. </w:t>
+      </w:r>
+      <w:r>
+        <w:t>https://www.skogsstyrelsen.se/lag-och-tillsyn/artskydd/vagledningar-och-kunskapsstod-artskydd/vagledning-for-hansyn-till-knarot/.</w:t>
+      </w:r>
+    </w:p>
+    <w:p>
+      <w:r>
+        <w:t xml:space="preserve">SLU Artdatabanken, 2024. </w:t>
+      </w:r>
+      <w:r>
+        <w:rPr>
+          <w:i/>
+        </w:rPr>
+        <w:t xml:space="preserve">Artfaktablad. Naturvård – artfakta. </w:t>
+      </w:r>
+      <w:r>
+        <w:t>SLU Artdatabanken, Uppsala.</w:t>
+      </w:r>
+    </w:p>
+    <w:p>
+      <w:pPr>
+        <w:pStyle w:val="Heading1"/>
+      </w:pPr>
+      <w:r>
+        <w:t>Ulltickeporing – ekologi samt krav på livsmiljön</w:t>
+      </w:r>
+    </w:p>
+    <w:p>
+      <w:r>
+        <w:t xml:space="preserve">Ulltickeporing </w:t>
+      </w:r>
+      <w:r>
+        <w:rPr>
+          <w:i/>
+        </w:rPr>
+        <w:t>Skeletocutis brevispora</w:t>
+      </w:r>
+      <w:r>
+        <w:t xml:space="preserve"> (VU), rödlistad som sårbar, växer på ullticka (NT) i naturskogsartade granskogar. Avverkning av naturskogslika miljöer och av grova granar där ulltickeporing förekommer är ett direkt hot mot artens fortlevnad Alla skogliga åtgärder som innebär att lågor och döda eller skadade träd tas bort missgynnar arten. På sikt är minskad tillgång till lämpligt substrat och krympande areal av naturskog ett hot, framförallt råder brist på grov ved som lågor i sena nedbrytningsstadier. Ytterligare fragmentering av skogslandskapet minskar artens möjligheter till spridning. Gamla granskogar som hyser arten undantas helt från skogsbruk (SLU Artdatabanken, 2026).</w:t>
+      </w:r>
+    </w:p>
+    <w:p>
+      <w:r>
+        <w:t xml:space="preserve">Ulltickeporingen har nyligen delats upp i de tre olika arterna ulltickeporing </w:t>
+      </w:r>
+      <w:r>
+        <w:rPr>
+          <w:i/>
+        </w:rPr>
+        <w:t xml:space="preserve">Skeletocutis brevispora </w:t>
+      </w:r>
+      <w:r>
+        <w:t>(VU)</w:t>
+      </w:r>
+      <w:r>
+        <w:rPr>
+          <w:i/>
+        </w:rPr>
+        <w:t>, Skeletocutis delicata</w:t>
+      </w:r>
+      <w:r>
+        <w:t xml:space="preserve"> (VU)</w:t>
+      </w:r>
+      <w:r>
+        <w:rPr>
+          <w:i/>
+        </w:rPr>
+        <w:t xml:space="preserve"> och Skeletocutis exilis</w:t>
+      </w:r>
+      <w:r>
+        <w:t xml:space="preserve"> (NT) (SLU Artdatabanken, 2026; Miettinen &amp; Niemelä, 2018).</w:t>
+      </w:r>
+    </w:p>
+    <w:p>
+      <w:pPr>
+        <w:pStyle w:val="Heading2"/>
+      </w:pPr>
+      <w:r>
+        <w:t>Referenser – ulltickeporing</w:t>
+      </w:r>
+    </w:p>
+    <w:p>
+      <w:r>
+        <w:t xml:space="preserve">Miettinen, O. &amp; Niemelä, T., 2018. </w:t>
+      </w:r>
+      <w:r>
+        <w:rPr>
+          <w:i/>
+        </w:rPr>
+        <w:t>Two new temperate polypore species of Skeletocutis (Polyporales, Basidiomycota)</w:t>
+      </w:r>
+      <w:r>
+        <w:t>. Ann. Bot. Fennici 55: 195–206.</w:t>
+      </w:r>
+    </w:p>
+    <w:p>
+      <w:r>
+        <w:t xml:space="preserve">SLU Artdatabanken, 2026. </w:t>
+      </w:r>
+      <w:r>
+        <w:rPr>
+          <w:i/>
+        </w:rPr>
+        <w:t xml:space="preserve">Artfaktablad. Naturvård – artfakta. </w:t>
+      </w:r>
+      <w:r>
+        <w:t>SLU Artdatabanken, Uppsala.</w:t>
+      </w:r>
+    </w:p>
+    <w:p>
+      <w:pPr>
+        <w:pStyle w:val="Heading1"/>
+      </w:pPr>
+      <w:r>
+        <w:t>Lunglav – ekologi samt krav på livsmiljön</w:t>
+      </w:r>
+    </w:p>
+    <w:p>
+      <w:r>
+        <w:t xml:space="preserve">Lunglav (NT) är en av vårt lands främsta signalarter som överallt indikerar gamla lövträd, skogsbestånd med höga naturvärden och ekosystem med lång skoglig kontinuitet. Lokalt kan förekomsten vara mycket riklig men den hittas nästan enbart i gamla och ej slutavverkade skogar. Artens samtliga förekomster bör uppmärksammas från naturvårdssynpunkt, då många lokaler även hyser andra ovanliga och rödlistade arter, däribland de sällsynta lavparasiterna lunglavshårprick (CR), </w:t>
+      </w:r>
+      <w:r>
+        <w:rPr>
+          <w:i/>
+        </w:rPr>
+        <w:t>Abrothallus diederichii</w:t>
+      </w:r>
+      <w:r>
+        <w:t xml:space="preserve"> (VU), </w:t>
+      </w:r>
+      <w:r>
+        <w:rPr>
+          <w:i/>
+        </w:rPr>
+        <w:t>Abrothallus lobariae</w:t>
+      </w:r>
+      <w:r>
+        <w:t xml:space="preserve"> (VU), </w:t>
+      </w:r>
+      <w:r>
+        <w:rPr>
+          <w:i/>
+        </w:rPr>
+        <w:t>Calycina lobariae</w:t>
+      </w:r>
+      <w:r>
+        <w:t xml:space="preserve"> (VU), lunglavsknapp (VU) och skrovelmössing (VU), som växer på lunglav. Rikliga förekomster med lunglav bör skyddas med biotopskydd, frivilliga avsättningar eller reservat (SLU Artdatabanken, 2026; Nitare &amp; Skogsstyrelsen, 2019).</w:t>
+      </w:r>
+    </w:p>
+    <w:p>
+      <w:r>
+        <w:t xml:space="preserve">Lunglav är typisk art för </w:t>
+      </w:r>
+      <w:r>
+        <w:rPr>
+          <w:i/>
+        </w:rPr>
+        <w:t>9010 Taiga, 9020 Nordlig ädellövskog, 9110 Näringsfattig bokskog, 9130 Näringsrik bokskog, 9160 Näringsrik ekskog, 9180 Ädellövskog i branter, 9190 Näringsfattig ekskog, 9070 Trädklädd betesmark, 9040 Fjällbjörkskog</w:t>
+      </w:r>
+      <w:r>
+        <w:t xml:space="preserve"> och</w:t>
+      </w:r>
+      <w:r>
+        <w:rPr>
+          <w:i/>
+        </w:rPr>
+        <w:t xml:space="preserve"> 6530 Lövängar</w:t>
+      </w:r>
+      <w:r>
+        <w:t xml:space="preserve"> (SLU Artdatabanken, 2026).</w:t>
+      </w:r>
+    </w:p>
+    <w:p>
+      <w:pPr>
+        <w:pStyle w:val="Heading2"/>
+      </w:pPr>
+      <w:r>
+        <w:t>Referenser – lunglav</w:t>
+      </w:r>
+    </w:p>
+    <w:p>
+      <w:r>
+        <w:t xml:space="preserve">Nitare, J. och Skogsstyrelsen, 2019. </w:t>
+      </w:r>
+      <w:r>
+        <w:rPr>
+          <w:i/>
+        </w:rPr>
+        <w:t xml:space="preserve">Skyddsvärd skog – Naturvårdsarter och andra kriterier för naturvärdesbedömning. </w:t>
+      </w:r>
+      <w:r>
+        <w:t>Skogsstyrelsen.</w:t>
+      </w:r>
+    </w:p>
+    <w:p>
+      <w:r>
+        <w:t xml:space="preserve">SLU Artdatabanken, 2026. </w:t>
+      </w:r>
+      <w:r>
+        <w:rPr>
+          <w:i/>
+        </w:rPr>
+        <w:t xml:space="preserve">Artfaktablad. Naturvård – artfakta. </w:t>
+      </w:r>
+      <w:r>
+        <w:t>SLU Artdatabanken, Uppsala.</w:t>
       </w:r>
     </w:p>
     <w:sectPr>
@@ -759,7 +1719,7 @@
     <w:r>
       <w:tab/>
       <w:tab/>
-      <w:t>2026-07-20</w:t>
+      <w:t>2026-07-21</w:t>
       <w:br/>
       <w:br/>
     </w:r>

--- a/klagomål/A 27666-2026 FSC-klagomål.docx
+++ b/klagomål/A 27666-2026 FSC-klagomål.docx
@@ -1719,7 +1719,7 @@
     <w:r>
       <w:tab/>
       <w:tab/>
-      <w:t>2026-07-21</w:t>
+      <w:t>2026-07-22</w:t>
       <w:br/>
       <w:br/>
     </w:r>

--- a/klagomål/A 27666-2026 FSC-klagomål.docx
+++ b/klagomål/A 27666-2026 FSC-klagomål.docx
@@ -1719,7 +1719,7 @@
     <w:r>
       <w:tab/>
       <w:tab/>
-      <w:t>2026-07-22</w:t>
+      <w:t>2026-07-23</w:t>
       <w:br/>
       <w:br/>
     </w:r>

--- a/klagomål/A 27666-2026 FSC-klagomål.docx
+++ b/klagomål/A 27666-2026 FSC-klagomål.docx
@@ -1719,7 +1719,7 @@
     <w:r>
       <w:tab/>
       <w:tab/>
-      <w:t>2026-07-23</w:t>
+      <w:t>2026-07-24</w:t>
       <w:br/>
       <w:br/>
     </w:r>

--- a/klagomål/A 27666-2026 FSC-klagomål.docx
+++ b/klagomål/A 27666-2026 FSC-klagomål.docx
@@ -1719,7 +1719,7 @@
     <w:r>
       <w:tab/>
       <w:tab/>
-      <w:t>2026-07-24</w:t>
+      <w:t>2026-07-25</w:t>
       <w:br/>
       <w:br/>
     </w:r>

--- a/klagomål/A 27666-2026 FSC-klagomål.docx
+++ b/klagomål/A 27666-2026 FSC-klagomål.docx
@@ -1719,7 +1719,7 @@
     <w:r>
       <w:tab/>
       <w:tab/>
-      <w:t>2026-07-25</w:t>
+      <w:t>2026-07-26</w:t>
       <w:br/>
       <w:br/>
     </w:r>

--- a/klagomål/A 27666-2026 FSC-klagomål.docx
+++ b/klagomål/A 27666-2026 FSC-klagomål.docx
@@ -221,7 +221,7 @@
     </w:p>
     <w:p>
       <w:r>
-        <w:t>I och inom 25 meter från avverkningsanmälan finns fynd av 20 naturvårdsarter, varav 13 är rödlistade, 2 är fridlysta, 15 är typiska (T) och 7 är signalarter (S): garnlav (VU, T), gränsticka (VU, T), knärot (VU, T, §8), ostticka (VU, T), ulltickeporing (VU), brunpudrad nållav (NT, T), kortskaftad ärgspik (NT), lunglav (NT, T), rosenticka (NT, T), rynkskinn (NT, T), stjärntagging (NT, T), ullticka (NT, T), vitgrynig nållav (NT), björksplintborre (S), bronshjon (S, T), kornig nållav (S, T), källpraktmossa (S, T), spindelblomster (S, T, §8), vedticka (S, T) och vågbandad barkbock (S). Se Figur 1.</w:t>
+        <w:t>I och inom 25 meter från avverkningsanmälan finns fynd av 19 naturvårdsarter, varav 12 är rödlistade, 2 är fridlysta, 15 är typiska (T) och 7 är signalarter (S): garnlav (VU, T), gränsticka (VU, T), knärot (VU, T, §8), ostticka (VU, T), brunpudrad nållav (NT, T), kortskaftad ärgspik (NT), lunglav (NT, T), rosenticka (NT, T), rynkskinn (NT, T), stjärntagging (NT, T), ullticka (NT, T), vitgrynig nållav (NT), björksplintborre (S), bronshjon (S, T), kornig nållav (S, T), källpraktmossa (S, T), spindelblomster (S, T, §8), vedticka (S, T) och vågbandad barkbock (S). Se Figur 1.</w:t>
       </w:r>
     </w:p>
     <w:p>
@@ -430,30 +430,6 @@
         <w:rPr>
           <w:b/>
         </w:rPr>
-        <w:t xml:space="preserve">Ulltickeporing </w:t>
-      </w:r>
-      <w:r>
-        <w:rPr>
-          <w:b/>
-          <w:i/>
-        </w:rPr>
-        <w:t>Skeletocutis brevispora</w:t>
-      </w:r>
-      <w:r>
-        <w:rPr>
-          <w:b/>
-        </w:rPr>
-        <w:t xml:space="preserve"> (VU)</w:t>
-      </w:r>
-      <w:r>
-        <w:t>, rödlistad som sårbar, växer på ullticka (NT) i naturskogsartade granskogar. Avverkning av naturskogslika miljöer och av grova granar där ulltickeporing förekommer är ett direkt hot mot artens fortlevnad. Alla skogliga åtgärder som innebär att lågor och döda eller skadade träd tas bort missgynnar arten. På sikt är minskad tillgång till lämpligt substrat och krympande areal av naturskog ett hot, framförallt råder brist på grov ved som lågor i sena nedbrytningsstadier. Ytterligare fragmentering av skogslandskapet minskar artens möjligheter till spridning. Gamla granskogar som hyser arten undantas helt från skogsbruk (SLU Artdatabanken, 2024).</w:t>
-      </w:r>
-    </w:p>
-    <w:p>
-      <w:r>
-        <w:rPr>
-          <w:b/>
-        </w:rPr>
         <w:t>Brunpudrad nållav (NT)</w:t>
       </w:r>
       <w:r>
@@ -908,10 +884,68 @@
         <w:rPr>
           <w:b/>
         </w:rPr>
-        <w:t xml:space="preserve">6.4.1 </w:t>
-      </w:r>
-      <w:r>
-        <w:t>Följande biotoper undantas från alla skogsbruksåtgärder, förutom åtgärder påkallade för att bevara eller främja biotopens naturliga eller hävdbetingade biologiska mångfald:</w:t>
+        <w:t xml:space="preserve">6.4.3 </w:t>
+      </w:r>
+      <w:r>
+        <w:t>Bevarandeåtgärder genomförs för de kända förekomster av rödlistade arter som påverkas av skogsbruk.</w:t>
+      </w:r>
+    </w:p>
+    <w:p>
+      <w:pPr>
+        <w:pStyle w:val="ListBullet"/>
+      </w:pPr>
+      <w:r>
+        <w:rPr>
+          <w:b/>
+          <w:i/>
+        </w:rPr>
+        <w:t xml:space="preserve">Kommentar: </w:t>
+      </w:r>
+      <w:r>
+        <w:rPr>
+          <w:i/>
+        </w:rPr>
+        <w:t>I det avverkningsanmälda skogsområdet har 19 naturvårdsarter varav 12 rödlistade arter sina livsmiljöer och växtplatser.</w:t>
+      </w:r>
+    </w:p>
+    <w:p>
+      <w:pPr>
+        <w:pStyle w:val="Heading2"/>
+      </w:pPr>
+      <w:r>
+        <w:t>Ur Chain of Custody Certification (FSC-STD-40-004 ver 3.0)</w:t>
+      </w:r>
+    </w:p>
+    <w:p>
+      <w:r>
+        <w:rPr>
+          <w:b/>
+        </w:rPr>
+        <w:t xml:space="preserve">1.3 </w:t>
+      </w:r>
+      <w:r>
+        <w:t xml:space="preserve">The organization shall commit to the FSC values as defined in FSC-POL-01-004 Policy for the Association of Organizations with FSC. </w:t>
+      </w:r>
+    </w:p>
+    <w:p>
+      <w:pPr>
+        <w:pStyle w:val="Heading2"/>
+      </w:pPr>
+      <w:r>
+        <w:t>Ur FSC:s policy för associerade organisationer (FSC-POL-01-004)</w:t>
+      </w:r>
+    </w:p>
+    <w:p>
+      <w:r>
+        <w:t xml:space="preserve">Som “Chain of Custody”-certifierad organisation är skogsbolaget bunden av de fastställda reglerna i Del 1 Punkt 1 c) i Policy för organisationer associerade med FSC (FSC-POL-01-004 V2-0 EN + SVE version 2012-03-02): </w:t>
+      </w:r>
+    </w:p>
+    <w:p>
+      <w:pPr>
+        <w:pStyle w:val="ListNumber"/>
+      </w:pPr>
+      <w:r>
+        <w:t>De organisationer FSC kan acceptera association med får inte direkt eller indirekt ha några kopplingar till nedanstående, oacceptabla aktiviteter:</w:t>
       </w:r>
     </w:p>
     <w:p>
@@ -919,7 +953,31 @@
         <w:ind w:left="357"/>
       </w:pPr>
       <w:r>
-        <w:t>b) nyckelbiotoper enligt Skogsstyrelsens definition och metod (1995)</w:t>
+        <w:t>a) Olaglig skogsavverkning och handel med olagligt avverkat virke eller skogsprodukter</w:t>
+      </w:r>
+    </w:p>
+    <w:p>
+      <w:pPr>
+        <w:ind w:left="357"/>
+      </w:pPr>
+      <w:r>
+        <w:t>...</w:t>
+      </w:r>
+    </w:p>
+    <w:p>
+      <w:pPr>
+        <w:ind w:left="357"/>
+      </w:pPr>
+      <w:r>
+        <w:t>c) Skogsbruk som förstör höga naturvärden</w:t>
+      </w:r>
+    </w:p>
+    <w:p>
+      <w:pPr>
+        <w:ind w:left="357"/>
+      </w:pPr>
+      <w:r>
+        <w:t>d) Betydande omvandling av skog till plantager eller annan, icke skoglig, markanvändning</w:t>
       </w:r>
     </w:p>
     <w:p>
@@ -937,18 +995,52 @@
         <w:rPr>
           <w:i/>
         </w:rPr>
-        <w:t>I det avverkningsanmälda skogsområdet har 20 rödlistade arter och signalarter påträffats. Detta ska jämföras med Skogsstyrelsens uppföljning 2017 av nyckelbiotoper som visade att man i genomsnitt hittar 20,6 olika rödlistade arter och signalarter i en nyckelbiotop (Wijk, S. 2017. Biologisk mångfald i nyckelbiotoper – Resultat från inventeringen “Uppföljning biologisk mångfald” 2009–2015. Rapport 4/2017 Skogsstyrelsen, Jönköping).</w:t>
+        <w:t>Avverkning av skog med höga naturvärden samt skada på fridlysta arter strider både mot FSC Controlled Wood-standarden och FSC:s policy for associerade organisationer.</w:t>
       </w:r>
     </w:p>
     <w:p>
-      <w:r>
-        <w:rPr>
-          <w:b/>
-        </w:rPr>
-        <w:t xml:space="preserve">6.4.3 </w:t>
-      </w:r>
-      <w:r>
-        <w:t>Bevarandeåtgärder genomförs för de kända förekomster av rödlistade arter som påverkas av skogsbruk.</w:t>
+      <w:pPr>
+        <w:pStyle w:val="Heading2"/>
+      </w:pPr>
+      <w:r>
+        <w:t>Ur FSC Controlled Wood (FSC-STD-40-005)</w:t>
+      </w:r>
+    </w:p>
+    <w:p>
+      <w:r>
+        <w:t>Virke som inte accepteras i FSC-märkta produkter (oacceptabelt ursprung) enligt FSC Controlled Wood (FSC-STD-40-005):</w:t>
+      </w:r>
+    </w:p>
+    <w:p>
+      <w:pPr>
+        <w:pStyle w:val="ListNumber"/>
+      </w:pPr>
+      <w:r>
+        <w:t>Illegalt avverkat virke.</w:t>
+      </w:r>
+    </w:p>
+    <w:p>
+      <w:pPr>
+        <w:pStyle w:val="ListNumber"/>
+      </w:pPr>
+      <w:r>
+        <w:t>...</w:t>
+      </w:r>
+    </w:p>
+    <w:p>
+      <w:pPr>
+        <w:pStyle w:val="ListNumber"/>
+      </w:pPr>
+      <w:r>
+        <w:t>Virke från avverkningar som hotar höga naturvärden.</w:t>
+      </w:r>
+    </w:p>
+    <w:p>
+      <w:pPr>
+        <w:pStyle w:val="ListNumber"/>
+      </w:pPr>
+      <w:r>
+        <w:t>Virke från skog som konverteras till plantager eller icke-skogligt bruk.</w:t>
       </w:r>
     </w:p>
     <w:p>
@@ -966,7 +1058,144 @@
         <w:rPr>
           <w:i/>
         </w:rPr>
-        <w:t>I det avverkningsanmälda skogsområdet har 20 naturvårdsarter varav 13 rödlistade arter sina livsmiljöer och växtplatser.</w:t>
+        <w:t>Avverkning av skog med höga naturvärden samt skada på fridlysta arter strider både mot FSC Controlled Wood-standarden och FSC:s policy for associerade organisationer.</w:t>
+      </w:r>
+    </w:p>
+    <w:p>
+      <w:pPr>
+        <w:pStyle w:val="Heading1"/>
+      </w:pPr>
+      <w:r>
+        <w:t>Ur PEFC-standarden gällande lagefterlevnad</w:t>
+      </w:r>
+    </w:p>
+    <w:p>
+      <w:r>
+        <w:t>PEFC-standarden förutsätter att tillämplig svensk lagstiftning följs. Det är utsedd tillsynsmyndighet som ansvarar för tillsyn av lagens efterlevnad. PEFC-standarden återger innehållet i vissa certifieringskritiska lag- och föreskriftskrav vilka ska ingå i granskning av PEFC-systemets efterlevnad.</w:t>
+      </w:r>
+    </w:p>
+    <w:p>
+      <w:pPr>
+        <w:pStyle w:val="ListBullet"/>
+      </w:pPr>
+      <w:r>
+        <w:rPr>
+          <w:b/>
+          <w:i/>
+        </w:rPr>
+        <w:t xml:space="preserve">Kommentar: </w:t>
+      </w:r>
+      <w:r>
+        <w:rPr>
+          <w:i/>
+        </w:rPr>
+        <w:t>I den avverkningsanmälda skogen har fridlysta arter sina livsmiljöer och växtplatser. Att skada de fridlysta arternas livsmiljöer, växtplatser eller ekologiska funktion är inte tillåtet enligt artskyddsförordningen</w:t>
+      </w:r>
+    </w:p>
+    <w:p>
+      <w:r>
+        <w:br w:type="page"/>
+      </w:r>
+    </w:p>
+    <w:p>
+      <w:pPr>
+        <w:pStyle w:val="Title"/>
+      </w:pPr>
+      <w:r>
+        <w:t>BILAGA 1 –</w:t>
+        <w:br/>
+        <w:t>Fridlysta och rödlistade arter</w:t>
+      </w:r>
+    </w:p>
+    <w:p>
+      <w:pPr>
+        <w:pStyle w:val="Heading1"/>
+      </w:pPr>
+      <w:r>
+        <w:t>Knärot – ekologi samt krav på livsmiljön</w:t>
+      </w:r>
+    </w:p>
+    <w:p>
+      <w:r>
+        <w:t xml:space="preserve">Knärot är typisk art för </w:t>
+      </w:r>
+      <w:r>
+        <w:rPr>
+          <w:i/>
+        </w:rPr>
+        <w:t xml:space="preserve">9010 Taiga </w:t>
+      </w:r>
+      <w:r>
+        <w:t>och</w:t>
+      </w:r>
+      <w:r>
+        <w:rPr>
+          <w:i/>
+        </w:rPr>
+        <w:t xml:space="preserve"> 9050 Näringsrik granskog</w:t>
+      </w:r>
+      <w:r>
+        <w:t>, fridlyst enligt 8 och 15 §§ artskyddsförordningen och klassad som sårbar (VU) enligt rödlistan 2020. Knärot är beroende av hög och jämn luftfuktighet i gamla, ostörda skogsmiljöer och är känslig för snabba förändringar av ljus-/vindförhållanden eller uttorkning. På grund av ett alltför intensivt skogsbruk har den minskat med 40 (25–50) % under de senaste 60 åren och i framtiden bedöms minskningstakten uppgå till 30 (20–40) %. Till följd av att arten har en dokumenterat högre minskningstakt i förhållande till sin generationstid än vad som tidigare varit känt (data från Riksskogstaxeringen) höjdes den till hotkategori sårbar (VU) i rödlistan 2020 (SLU Artdatabanken, 2024).</w:t>
+      </w:r>
+    </w:p>
+    <w:p>
+      <w:r>
+        <w:t>En analys av 79 floraväktarlokaler åren 1990–2015 vilka återbesökts under 2020–2024 visade på en tydlig negativ påverkan på knärotsförekomster från större hyggen i närområdet (inom 150–200 m) vilket indikerar att kanteffekter har en stor påverkan på populationerna. Resultaten bekräftar knärotens känslighet för kanteffekter och visar vikten av att skydda större skogsbestånd för att bevara arten. Om det blir höga andelar (&gt;30%) hyggen inom 200 meter från en knärotsförekomst så ökar risken för att en knärotspopulation dör ut och det verkar det behövas någonstans mellan 100 och 150 meters skyddszon för att bevara arten på lång sikt (Sebestyén &amp; Sundberg, 2025). Detta stöds även av en studie (Johansson et al, 2026) baserad på data från Riksskogstaxeringen som visar att knäroten minskat med 66 % under perioden 1993–2022 samt att det finns en stark korrelation mellan minskande arealer kontinuitetsskog och lokal utdöenderisk. Knäroten uppvisade en mycket låg koloniseringsgrad (0,7 % över 10 år) i kombination med hög lokal utrotningsrisk (75,2 %), där utrotningssannolikheten ökade kraftigt när arealen kontinuitetsskog minskade mellan undersökningar, t.ex. på grund av kalhyggesbruk (Johansson et al., 2026).</w:t>
+      </w:r>
+    </w:p>
+    <w:p>
+      <w:r>
+        <w:t xml:space="preserve">Samuel Johnsons doktorsavhandling </w:t>
+      </w:r>
+      <w:r>
+        <w:rPr>
+          <w:i/>
+        </w:rPr>
+        <w:t>“Retention Forestry as a Conservation Measure for Boreal Forest Ground Vegetation”</w:t>
+      </w:r>
+      <w:r>
+        <w:t xml:space="preserve"> (SLU, Uppsala 2014) visar att det krävs väl tilltagna skyddszoner för att knärotens växtplatser inte ska ta skada av skogsbruksåtgärder i intilliggande områden: </w:t>
+      </w:r>
+      <w:r>
+        <w:rPr>
+          <w:i/>
+        </w:rPr>
+        <w:t xml:space="preserve">“Study III shows that retention patches smaller than 0.5 ha do not lifeboat the sensitive forest herb G. repens, a species that depend on stable microclimatic conditions typical for intact forest stands.” </w:t>
+      </w:r>
+      <w:r>
+        <w:t xml:space="preserve">Vidare </w:t>
+      </w:r>
+      <w:r>
+        <w:rPr>
+          <w:i/>
+        </w:rPr>
+        <w:t>“More sensitive forest species are not lifeboated in retention patches ranging from 0.05 to 0.5 ha (Papers II &amp; III).”</w:t>
+      </w:r>
+    </w:p>
+    <w:p>
+      <w:r>
+        <w:t xml:space="preserve">Johnsons (2014) rekommendation på minst 50 meters breda skyddszoner runt knärotens växtplatser motsvarar en areal på 0,78 hektar, vilket ligger i linje med andra studier som gjorts på känsliga skogsarter: </w:t>
+      </w:r>
+      <w:r>
+        <w:rPr>
+          <w:i/>
+        </w:rPr>
+        <w:t>“In study III I also show that translocated specimens of G. repens survives well in mature forests at least 50 m from the nearest edge to an open area. Moreover, measures of temperature and humidity show that such distances from an open area is far enough to offer a microclimate that is more stable compared to what present in retention patches of around 0.1 ha. This means that the very centre of a circular patch with radius 50 m (equals a size of 0.78 ha) should offer conditions similar to interior forest and would perhaps be a suitable habitat for G. repens and similar species. Previous studies from both North America and Sweden have also concluded that patches between 0.5 and one ha are sufficient for preserving interior forest vegetation as well as sensitive lichens and bryophytes (de Graaf &amp; Roberts 2009; Halpern et al. 2012; Rudolphi et al. 2014).”</w:t>
+      </w:r>
+    </w:p>
+    <w:p>
+      <w:r>
+        <w:t>Ytterligare en studie (Koelmeijer m.fl., 2022) inkluderar knärotens skyddsbehov. I uppsatsen berörs problemet med uttorkning för växter, bl.a. för knärot, ett problem som blivit accentuerat på grund av den pågående klimatförändringen och torra somrar, t.ex. den exceptionellt torra sommaren 2018. I uppsatsen undersöks områden med tre olika avstånd från kalhyggeskant med avseende på skydd bl.a. för knärot. Det första området har avstånd upp till 20 m från hyggeskant (Strong edge effect), det andra 20–40 m från hyggeskant (Weak edge effect) och det tredje avser större avstånd från hyggeskant, där kanteffekten anses vara försumbar (Interior). Ett resultat var att man fann stor eller mycket stor uttorkningseffekt på känsliga och rödlistade skogsarter vid de kortare avstånden till hyggeskant, medan effekt av uttorkning inte konstaterades på större avstånd (Interior). För orkidén knärot fann man en rik förekomst (upp till 0,06 dm2/m2) på stort avstånd från hyggeskant (Interior), medan förekomsten var liten eller närmast försumbar i de områden som klassificerades som Weak edge effect respektive Strong edge effect. Arbetet påpekar att de allt oftare förekommande torra somrarna ger ytterligare skäl att utöka skyddsavståndet från hyggen till den fuktkrävande arten knärot (Koelmeijer m.fl., 2022).</w:t>
+      </w:r>
+    </w:p>
+    <w:p>
+      <w:r>
+        <w:t>Även Skogsstyrelsens egen vägledning för hänsyn till knärot ligger i linje med ovanstående forskningsstudier. Av vägledningen framgår det att för med hög sannolikhet kunna bevara befintliga förekomster krävs relativt stora avsättningar av uppvuxen skog med slutet och relativt tätt kronskikt. Som riktlinje kan krävas ett avstånd på 50 meter in från brynet för att vidmakthålla ett fungerande mikroklimat. Detta innebär att fristående hänsynsytor för många arter (kärlväxter, lavar och mossor) kan behöva ha en area överstigande 0,8 hektar (cirkelyta med radien 50 meter = 0,78 hektar) för att bibehålla lokalklimatet. Även ganska små förändringar i form av förändrade ljus- och fuktighetsförhållanden, till exempel till följd av gallring, kan leda till att arten försvinner till följd av konkurrens med mera ljuskrävande och snabbväxande arter (Skogsstyrelsen, 2022).</w:t>
+      </w:r>
+    </w:p>
+    <w:p>
+      <w:r>
+        <w:t>Vid tillämpning av försiktighetsprincipen enligt 2 kap. 3 § miljöbalken bör sålunda 100–150 meters skyddszon lämnas runt knärotens växtplatser.</w:t>
       </w:r>
     </w:p>
     <w:p>
@@ -974,296 +1203,6 @@
         <w:pStyle w:val="Heading2"/>
       </w:pPr>
       <w:r>
-        <w:t>Ur Chain of Custody Certification (FSC-STD-40-004 ver 3.0)</w:t>
-      </w:r>
-    </w:p>
-    <w:p>
-      <w:r>
-        <w:rPr>
-          <w:b/>
-        </w:rPr>
-        <w:t xml:space="preserve">1.3 </w:t>
-      </w:r>
-      <w:r>
-        <w:t xml:space="preserve">The organization shall commit to the FSC values as defined in FSC-POL-01-004 Policy for the Association of Organizations with FSC. </w:t>
-      </w:r>
-    </w:p>
-    <w:p>
-      <w:pPr>
-        <w:pStyle w:val="Heading2"/>
-      </w:pPr>
-      <w:r>
-        <w:t>Ur FSC:s policy för associerade organisationer (FSC-POL-01-004)</w:t>
-      </w:r>
-    </w:p>
-    <w:p>
-      <w:r>
-        <w:t xml:space="preserve">Som “Chain of Custody”-certifierad organisation är skogsbolaget bunden av de fastställda reglerna i Del 1 Punkt 1 c) i Policy för organisationer associerade med FSC (FSC-POL-01-004 V2-0 EN + SVE version 2012-03-02): </w:t>
-      </w:r>
-    </w:p>
-    <w:p>
-      <w:pPr>
-        <w:pStyle w:val="ListNumber"/>
-      </w:pPr>
-      <w:r>
-        <w:t>De organisationer FSC kan acceptera association med får inte direkt eller indirekt ha några kopplingar till nedanstående, oacceptabla aktiviteter:</w:t>
-      </w:r>
-    </w:p>
-    <w:p>
-      <w:pPr>
-        <w:ind w:left="357"/>
-      </w:pPr>
-      <w:r>
-        <w:t>a) Olaglig skogsavverkning och handel med olagligt avverkat virke eller skogsprodukter</w:t>
-      </w:r>
-    </w:p>
-    <w:p>
-      <w:pPr>
-        <w:ind w:left="357"/>
-      </w:pPr>
-      <w:r>
-        <w:t>...</w:t>
-      </w:r>
-    </w:p>
-    <w:p>
-      <w:pPr>
-        <w:ind w:left="357"/>
-      </w:pPr>
-      <w:r>
-        <w:t>c) Skogsbruk som förstör höga naturvärden</w:t>
-      </w:r>
-    </w:p>
-    <w:p>
-      <w:pPr>
-        <w:ind w:left="357"/>
-      </w:pPr>
-      <w:r>
-        <w:t>d) Betydande omvandling av skog till plantager eller annan, icke skoglig, markanvändning</w:t>
-      </w:r>
-    </w:p>
-    <w:p>
-      <w:pPr>
-        <w:pStyle w:val="ListBullet"/>
-      </w:pPr>
-      <w:r>
-        <w:rPr>
-          <w:b/>
-          <w:i/>
-        </w:rPr>
-        <w:t xml:space="preserve">Kommentar: </w:t>
-      </w:r>
-      <w:r>
-        <w:rPr>
-          <w:i/>
-        </w:rPr>
-        <w:t>Avverkning av skog med höga naturvärden samt skada på fridlysta arter strider både mot FSC Controlled Wood-standarden och FSC:s policy for associerade organisationer.</w:t>
-      </w:r>
-    </w:p>
-    <w:p>
-      <w:pPr>
-        <w:pStyle w:val="Heading2"/>
-      </w:pPr>
-      <w:r>
-        <w:t>Ur FSC Controlled Wood (FSC-STD-40-005)</w:t>
-      </w:r>
-    </w:p>
-    <w:p>
-      <w:r>
-        <w:t>Virke som inte accepteras i FSC-märkta produkter (oacceptabelt ursprung) enligt FSC Controlled Wood (FSC-STD-40-005):</w:t>
-      </w:r>
-    </w:p>
-    <w:p>
-      <w:pPr>
-        <w:pStyle w:val="ListNumber"/>
-      </w:pPr>
-      <w:r>
-        <w:t>Illegalt avverkat virke.</w:t>
-      </w:r>
-    </w:p>
-    <w:p>
-      <w:pPr>
-        <w:pStyle w:val="ListNumber"/>
-      </w:pPr>
-      <w:r>
-        <w:t>...</w:t>
-      </w:r>
-    </w:p>
-    <w:p>
-      <w:pPr>
-        <w:pStyle w:val="ListNumber"/>
-      </w:pPr>
-      <w:r>
-        <w:t>Virke från avverkningar som hotar höga naturvärden.</w:t>
-      </w:r>
-    </w:p>
-    <w:p>
-      <w:pPr>
-        <w:pStyle w:val="ListNumber"/>
-      </w:pPr>
-      <w:r>
-        <w:t>Virke från skog som konverteras till plantager eller icke-skogligt bruk.</w:t>
-      </w:r>
-    </w:p>
-    <w:p>
-      <w:pPr>
-        <w:pStyle w:val="ListBullet"/>
-      </w:pPr>
-      <w:r>
-        <w:rPr>
-          <w:b/>
-          <w:i/>
-        </w:rPr>
-        <w:t xml:space="preserve">Kommentar: </w:t>
-      </w:r>
-      <w:r>
-        <w:rPr>
-          <w:i/>
-        </w:rPr>
-        <w:t>Avverkning av skog med höga naturvärden samt skada på fridlysta arter strider både mot FSC Controlled Wood-standarden och FSC:s policy for associerade organisationer.</w:t>
-      </w:r>
-    </w:p>
-    <w:p>
-      <w:pPr>
-        <w:pStyle w:val="Heading1"/>
-      </w:pPr>
-      <w:r>
-        <w:t>Ur PEFC-standarden gällande lagefterlevnad</w:t>
-      </w:r>
-    </w:p>
-    <w:p>
-      <w:r>
-        <w:t>PEFC-standarden förutsätter att tillämplig svensk lagstiftning följs. Det är utsedd tillsynsmyndighet som ansvarar för tillsyn av lagens efterlevnad. PEFC-standarden återger innehållet i vissa certifieringskritiska lag- och föreskriftskrav vilka ska ingå i granskning av PEFC-systemets efterlevnad.</w:t>
-      </w:r>
-    </w:p>
-    <w:p>
-      <w:pPr>
-        <w:pStyle w:val="ListBullet"/>
-      </w:pPr>
-      <w:r>
-        <w:rPr>
-          <w:b/>
-          <w:i/>
-        </w:rPr>
-        <w:t xml:space="preserve">Kommentar: </w:t>
-      </w:r>
-      <w:r>
-        <w:rPr>
-          <w:i/>
-        </w:rPr>
-        <w:t>I den avverkningsanmälda skogen har fridlysta arter sina livsmiljöer och växtplatser. Att skada de fridlysta arternas livsmiljöer, växtplatser eller ekologiska funktion är inte tillåtet enligt artskyddsförordningen</w:t>
-      </w:r>
-    </w:p>
-    <w:p>
-      <w:r>
-        <w:br w:type="page"/>
-      </w:r>
-    </w:p>
-    <w:p>
-      <w:pPr>
-        <w:pStyle w:val="Title"/>
-      </w:pPr>
-      <w:r>
-        <w:t>BILAGA 1 –</w:t>
-        <w:br/>
-        <w:t>Fridlysta och rödlistade arter</w:t>
-      </w:r>
-    </w:p>
-    <w:p>
-      <w:pPr>
-        <w:pStyle w:val="Heading1"/>
-      </w:pPr>
-      <w:r>
-        <w:t>Knärot – ekologi samt krav på livsmiljön</w:t>
-      </w:r>
-    </w:p>
-    <w:p>
-      <w:r>
-        <w:t xml:space="preserve">Knärot är typisk art för </w:t>
-      </w:r>
-      <w:r>
-        <w:rPr>
-          <w:i/>
-        </w:rPr>
-        <w:t xml:space="preserve">9010 Taiga </w:t>
-      </w:r>
-      <w:r>
-        <w:t>och</w:t>
-      </w:r>
-      <w:r>
-        <w:rPr>
-          <w:i/>
-        </w:rPr>
-        <w:t xml:space="preserve"> 9050 Näringsrik granskog</w:t>
-      </w:r>
-      <w:r>
-        <w:t>, fridlyst enligt 8 och 15 §§ artskyddsförordningen och klassad som sårbar (VU) enligt rödlistan 2020. Knärot är beroende av hög och jämn luftfuktighet i gamla, ostörda skogsmiljöer och är känslig för snabba förändringar av ljus-/vindförhållanden eller uttorkning. På grund av ett alltför intensivt skogsbruk har den minskat med 40 (25–50) % under de senaste 60 åren och i framtiden bedöms minskningstakten uppgå till 30 (20–40) %. Till följd av att arten har en dokumenterat högre minskningstakt i förhållande till sin generationstid än vad som tidigare varit känt (data från Riksskogstaxeringen) höjdes den till hotkategori sårbar (VU) i rödlistan 2020 (SLU Artdatabanken, 2024).</w:t>
-      </w:r>
-    </w:p>
-    <w:p>
-      <w:r>
-        <w:t>En analys av 79 floraväktarlokaler åren 1990–2015 vilka återbesökts under 2020–2024 visade på en tydlig negativ påverkan på knärotsförekomster från större hyggen i närområdet (inom 150–200 m) vilket indikerar att kanteffekter har en stor påverkan på populationerna. Resultaten bekräftar knärotens känslighet för kanteffekter och visar vikten av att skydda större skogsbestånd för att bevara arten. Om det blir höga andelar (&gt;30%) hyggen inom 200 meter från en knärotsförekomst så ökar risken för att en knärotspopulation dör ut och det verkar det behövas någonstans mellan 100 och 150 meters skyddszon för att bevara arten på lång sikt (Sebestyén &amp; Sundberg, 2025). Detta stöds även av en studie (Johansson et al, 2026) baserad på data från Riksskogstaxeringen som visar att knäroten minskat med 66 % under perioden 1993–2022 samt att det finns en stark korrelation mellan minskande arealer kontinuitetsskog och lokal utdöenderisk. Knäroten uppvisade en mycket låg koloniseringsgrad (0,7 % över 10 år) i kombination med hög lokal utrotningsrisk (75,2 %), där utrotningssannolikheten ökade kraftigt när arealen kontinuitetsskog minskade mellan undersökningar, t.ex. på grund av kalhyggesbruk (Johansson et al., 2026).</w:t>
-      </w:r>
-    </w:p>
-    <w:p>
-      <w:r>
-        <w:t xml:space="preserve">Samuel Johnsons doktorsavhandling </w:t>
-      </w:r>
-      <w:r>
-        <w:rPr>
-          <w:i/>
-        </w:rPr>
-        <w:t>“Retention Forestry as a Conservation Measure for Boreal Forest Ground Vegetation”</w:t>
-      </w:r>
-      <w:r>
-        <w:t xml:space="preserve"> (SLU, Uppsala 2014) visar att det krävs väl tilltagna skyddszoner för att knärotens växtplatser inte ska ta skada av skogsbruksåtgärder i intilliggande områden: </w:t>
-      </w:r>
-      <w:r>
-        <w:rPr>
-          <w:i/>
-        </w:rPr>
-        <w:t xml:space="preserve">“Study III shows that retention patches smaller than 0.5 ha do not lifeboat the sensitive forest herb G. repens, a species that depend on stable microclimatic conditions typical for intact forest stands.” </w:t>
-      </w:r>
-      <w:r>
-        <w:t xml:space="preserve">Vidare </w:t>
-      </w:r>
-      <w:r>
-        <w:rPr>
-          <w:i/>
-        </w:rPr>
-        <w:t>“More sensitive forest species are not lifeboated in retention patches ranging from 0.05 to 0.5 ha (Papers II &amp; III).”</w:t>
-      </w:r>
-    </w:p>
-    <w:p>
-      <w:r>
-        <w:t xml:space="preserve">Johnsons (2014) rekommendation på minst 50 meters breda skyddszoner runt knärotens växtplatser motsvarar en areal på 0,78 hektar, vilket ligger i linje med andra studier som gjorts på känsliga skogsarter: </w:t>
-      </w:r>
-      <w:r>
-        <w:rPr>
-          <w:i/>
-        </w:rPr>
-        <w:t>“In study III I also show that translocated specimens of G. repens survives well in mature forests at least 50 m from the nearest edge to an open area. Moreover, measures of temperature and humidity show that such distances from an open area is far enough to offer a microclimate that is more stable compared to what present in retention patches of around 0.1 ha. This means that the very centre of a circular patch with radius 50 m (equals a size of 0.78 ha) should offer conditions similar to interior forest and would perhaps be a suitable habitat for G. repens and similar species. Previous studies from both North America and Sweden have also concluded that patches between 0.5 and one ha are sufficient for preserving interior forest vegetation as well as sensitive lichens and bryophytes (de Graaf &amp; Roberts 2009; Halpern et al. 2012; Rudolphi et al. 2014).”</w:t>
-      </w:r>
-    </w:p>
-    <w:p>
-      <w:r>
-        <w:t>Ytterligare en studie (Koelmeijer m.fl., 2022) inkluderar knärotens skyddsbehov. I uppsatsen berörs problemet med uttorkning för växter, bl.a. för knärot, ett problem som blivit accentuerat på grund av den pågående klimatförändringen och torra somrar, t.ex. den exceptionellt torra sommaren 2018. I uppsatsen undersöks områden med tre olika avstånd från kalhyggeskant med avseende på skydd bl.a. för knärot. Det första området har avstånd upp till 20 m från hyggeskant (Strong edge effect), det andra 20–40 m från hyggeskant (Weak edge effect) och det tredje avser större avstånd från hyggeskant, där kanteffekten anses vara försumbar (Interior). Ett resultat var att man fann stor eller mycket stor uttorkningseffekt på känsliga och rödlistade skogsarter vid de kortare avstånden till hyggeskant, medan effekt av uttorkning inte konstaterades på större avstånd (Interior). För orkidén knärot fann man en rik förekomst (upp till 0,06 dm2/m2) på stort avstånd från hyggeskant (Interior), medan förekomsten var liten eller närmast försumbar i de områden som klassificerades som Weak edge effect respektive Strong edge effect. Arbetet påpekar att de allt oftare förekommande torra somrarna ger ytterligare skäl att utöka skyddsavståndet från hyggen till den fuktkrävande arten knärot (Koelmeijer m.fl., 2022).</w:t>
-      </w:r>
-    </w:p>
-    <w:p>
-      <w:r>
-        <w:t>Även Skogsstyrelsens egen vägledning för hänsyn till knärot ligger i linje med ovanstående forskningsstudier. Av vägledningen framgår det att för med hög sannolikhet kunna bevara befintliga förekomster krävs relativt stora avsättningar av uppvuxen skog med slutet och relativt tätt kronskikt. Som riktlinje kan krävas ett avstånd på 50 meter in från brynet för att vidmakthålla ett fungerande mikroklimat. Detta innebär att fristående hänsynsytor för många arter (kärlväxter, lavar och mossor) kan behöva ha en area överstigande 0,8 hektar (cirkelyta med radien 50 meter = 0,78 hektar) för att bibehålla lokalklimatet. Även ganska små förändringar i form av förändrade ljus- och fuktighetsförhållanden, till exempel till följd av gallring, kan leda till att arten försvinner till följd av konkurrens med mera ljuskrävande och snabbväxande arter (Skogsstyrelsen, 2022).</w:t>
-      </w:r>
-    </w:p>
-    <w:p>
-      <w:r>
-        <w:t>Vid tillämpning av försiktighetsprincipen enligt 2 kap. 3 § miljöbalken bör sålunda 100–150 meters skyddszon lämnas runt knärotens växtplatser.</w:t>
-      </w:r>
-    </w:p>
-    <w:p>
-      <w:pPr>
-        <w:pStyle w:val="Heading2"/>
-      </w:pPr>
-      <w:r>
         <w:t>Referenser – knärot</w:t>
       </w:r>
     </w:p>
@@ -1391,96 +1330,6 @@
     <w:p>
       <w:r>
         <w:t xml:space="preserve">SLU Artdatabanken, 2024. </w:t>
-      </w:r>
-      <w:r>
-        <w:rPr>
-          <w:i/>
-        </w:rPr>
-        <w:t xml:space="preserve">Artfaktablad. Naturvård – artfakta. </w:t>
-      </w:r>
-      <w:r>
-        <w:t>SLU Artdatabanken, Uppsala.</w:t>
-      </w:r>
-    </w:p>
-    <w:p>
-      <w:pPr>
-        <w:pStyle w:val="Heading1"/>
-      </w:pPr>
-      <w:r>
-        <w:t>Ulltickeporing – ekologi samt krav på livsmiljön</w:t>
-      </w:r>
-    </w:p>
-    <w:p>
-      <w:r>
-        <w:t xml:space="preserve">Ulltickeporing </w:t>
-      </w:r>
-      <w:r>
-        <w:rPr>
-          <w:i/>
-        </w:rPr>
-        <w:t>Skeletocutis brevispora</w:t>
-      </w:r>
-      <w:r>
-        <w:t xml:space="preserve"> (VU), rödlistad som sårbar, växer på ullticka (NT) i naturskogsartade granskogar. Avverkning av naturskogslika miljöer och av grova granar där ulltickeporing förekommer är ett direkt hot mot artens fortlevnad Alla skogliga åtgärder som innebär att lågor och döda eller skadade träd tas bort missgynnar arten. På sikt är minskad tillgång till lämpligt substrat och krympande areal av naturskog ett hot, framförallt råder brist på grov ved som lågor i sena nedbrytningsstadier. Ytterligare fragmentering av skogslandskapet minskar artens möjligheter till spridning. Gamla granskogar som hyser arten undantas helt från skogsbruk (SLU Artdatabanken, 2026).</w:t>
-      </w:r>
-    </w:p>
-    <w:p>
-      <w:r>
-        <w:t xml:space="preserve">Ulltickeporingen har nyligen delats upp i de tre olika arterna ulltickeporing </w:t>
-      </w:r>
-      <w:r>
-        <w:rPr>
-          <w:i/>
-        </w:rPr>
-        <w:t xml:space="preserve">Skeletocutis brevispora </w:t>
-      </w:r>
-      <w:r>
-        <w:t>(VU)</w:t>
-      </w:r>
-      <w:r>
-        <w:rPr>
-          <w:i/>
-        </w:rPr>
-        <w:t>, Skeletocutis delicata</w:t>
-      </w:r>
-      <w:r>
-        <w:t xml:space="preserve"> (VU)</w:t>
-      </w:r>
-      <w:r>
-        <w:rPr>
-          <w:i/>
-        </w:rPr>
-        <w:t xml:space="preserve"> och Skeletocutis exilis</w:t>
-      </w:r>
-      <w:r>
-        <w:t xml:space="preserve"> (NT) (SLU Artdatabanken, 2026; Miettinen &amp; Niemelä, 2018).</w:t>
-      </w:r>
-    </w:p>
-    <w:p>
-      <w:pPr>
-        <w:pStyle w:val="Heading2"/>
-      </w:pPr>
-      <w:r>
-        <w:t>Referenser – ulltickeporing</w:t>
-      </w:r>
-    </w:p>
-    <w:p>
-      <w:r>
-        <w:t xml:space="preserve">Miettinen, O. &amp; Niemelä, T., 2018. </w:t>
-      </w:r>
-      <w:r>
-        <w:rPr>
-          <w:i/>
-        </w:rPr>
-        <w:t>Two new temperate polypore species of Skeletocutis (Polyporales, Basidiomycota)</w:t>
-      </w:r>
-      <w:r>
-        <w:t>. Ann. Bot. Fennici 55: 195–206.</w:t>
-      </w:r>
-    </w:p>
-    <w:p>
-      <w:r>
-        <w:t xml:space="preserve">SLU Artdatabanken, 2026. </w:t>
       </w:r>
       <w:r>
         <w:rPr>
@@ -1719,7 +1568,7 @@
     <w:r>
       <w:tab/>
       <w:tab/>
-      <w:t>2026-07-26</w:t>
+      <w:t>2026-07-27</w:t>
       <w:br/>
       <w:br/>
     </w:r>

--- a/klagomål/A 27666-2026 FSC-klagomål.docx
+++ b/klagomål/A 27666-2026 FSC-klagomål.docx
@@ -1568,7 +1568,7 @@
     <w:r>
       <w:tab/>
       <w:tab/>
-      <w:t>2026-07-27</w:t>
+      <w:t>2026-07-28</w:t>
       <w:br/>
       <w:br/>
     </w:r>

--- a/klagomål/A 27666-2026 FSC-klagomål.docx
+++ b/klagomål/A 27666-2026 FSC-klagomål.docx
@@ -1568,7 +1568,7 @@
     <w:r>
       <w:tab/>
       <w:tab/>
-      <w:t>2026-07-28</w:t>
+      <w:t>2026-07-29</w:t>
       <w:br/>
       <w:br/>
     </w:r>

--- a/klagomål/A 27666-2026 FSC-klagomål.docx
+++ b/klagomål/A 27666-2026 FSC-klagomål.docx
@@ -1568,7 +1568,7 @@
     <w:r>
       <w:tab/>
       <w:tab/>
-      <w:t>2026-07-29</w:t>
+      <w:t>2026-07-30</w:t>
       <w:br/>
       <w:br/>
     </w:r>

--- a/klagomål/A 27666-2026 FSC-klagomål.docx
+++ b/klagomål/A 27666-2026 FSC-klagomål.docx
@@ -1568,7 +1568,7 @@
     <w:r>
       <w:tab/>
       <w:tab/>
-      <w:t>2026-07-30</w:t>
+      <w:t>2026-07-31</w:t>
       <w:br/>
       <w:br/>
     </w:r>

--- a/klagomål/A 27666-2026 FSC-klagomål.docx
+++ b/klagomål/A 27666-2026 FSC-klagomål.docx
@@ -1568,7 +1568,7 @@
     <w:r>
       <w:tab/>
       <w:tab/>
-      <w:t>2026-07-31</w:t>
+      <w:t>2026-08-01</w:t>
       <w:br/>
       <w:br/>
     </w:r>

--- a/klagomål/A 27666-2026 FSC-klagomål.docx
+++ b/klagomål/A 27666-2026 FSC-klagomål.docx
@@ -1568,7 +1568,7 @@
     <w:r>
       <w:tab/>
       <w:tab/>
-      <w:t>2026-08-01</w:t>
+      <w:t>2026-08-02</w:t>
       <w:br/>
       <w:br/>
     </w:r>

--- a/klagomål/A 27666-2026 FSC-klagomål.docx
+++ b/klagomål/A 27666-2026 FSC-klagomål.docx
@@ -1568,7 +1568,7 @@
     <w:r>
       <w:tab/>
       <w:tab/>
-      <w:t>2026-08-02</w:t>
+      <w:t>2026-08-03</w:t>
       <w:br/>
       <w:br/>
     </w:r>

--- a/klagomål/A 27666-2026 FSC-klagomål.docx
+++ b/klagomål/A 27666-2026 FSC-klagomål.docx
@@ -1568,7 +1568,7 @@
     <w:r>
       <w:tab/>
       <w:tab/>
-      <w:t>2026-08-03</w:t>
+      <w:t>2026-08-05</w:t>
       <w:br/>
       <w:br/>
     </w:r>

--- a/klagomål/A 27666-2026 FSC-klagomål.docx
+++ b/klagomål/A 27666-2026 FSC-klagomål.docx
@@ -1568,7 +1568,7 @@
     <w:r>
       <w:tab/>
       <w:tab/>
-      <w:t>2026-08-05</w:t>
+      <w:t>2026-08-07</w:t>
       <w:br/>
       <w:br/>
     </w:r>

--- a/klagomål/A 27666-2026 FSC-klagomål.docx
+++ b/klagomål/A 27666-2026 FSC-klagomål.docx
@@ -1568,7 +1568,7 @@
     <w:r>
       <w:tab/>
       <w:tab/>
-      <w:t>2026-08-07</w:t>
+      <w:t>2026-08-08</w:t>
       <w:br/>
       <w:br/>
     </w:r>

--- a/klagomål/A 27666-2026 FSC-klagomål.docx
+++ b/klagomål/A 27666-2026 FSC-klagomål.docx
@@ -163,7 +163,7 @@
         <w:pStyle w:val="Title"/>
       </w:pPr>
       <w:r>
-        <w:t>Inledande FSC- /PEFC-klagomål – information om höga naturvärden i avverkningsanmälan A 27666-2026 i Strömsunds kommun</w:t>
+        <w:t>Inledande FSC- /PEFC-klagomål – information om höga naturvärden och fridlysta arter i avverkningsanmälan A 27666-2026 i Strömsunds kommun</w:t>
       </w:r>
     </w:p>
     <w:p>
@@ -178,7 +178,7 @@
       <w:r>
         <w:drawing>
           <wp:inline xmlns:a="http://schemas.openxmlformats.org/drawingml/2006/main" xmlns:pic="http://schemas.openxmlformats.org/drawingml/2006/picture">
-            <wp:extent cx="5486400" cy="4658717"/>
+            <wp:extent cx="5486400" cy="4611619"/>
             <wp:docPr id="1" name="Picture 1"/>
             <wp:cNvGraphicFramePr>
               <a:graphicFrameLocks noChangeAspect="1"/>
@@ -199,7 +199,7 @@
                   <pic:spPr>
                     <a:xfrm>
                       <a:off x="0" y="0"/>
-                      <a:ext cx="5486400" cy="4658717"/>
+                      <a:ext cx="5486400" cy="4611619"/>
                     </a:xfrm>
                     <a:prstGeom prst="rect"/>
                   </pic:spPr>
@@ -216,12 +216,12 @@
         <w:spacing w:after="240"/>
       </w:pPr>
       <w:r>
-        <w:t>Figur 1. Fyndplatser för naturvårdsarter i och inom 25 meter från avverkningsanmälan. Markörer utan svart kant är placerade på fyndplatsen. Markörer med svart kant är placerade vid sidan av fyndplatsen har ett svart streck som visar fyndplatsens exakta position. Kartans mittpunktskoordinat är N 7089652, E 558693 i SWEREF 99 TM.</w:t>
+        <w:t>Figur 1. Fyndplatser för naturvårdsarter i och inom 25 meter från avverkningsanmälan. Markörer utan svart kant är placerade på fyndplatsen. Markörer med svart kant är placerade vid sidan av fyndplatsen och har ett svart streck som visar fyndplatsens exakta position. Kartans mittpunktskoordinat är N 7089652, E 558693 i SWEREF 99 TM.</w:t>
       </w:r>
     </w:p>
     <w:p>
       <w:r>
-        <w:t>I och inom 25 meter från avverkningsanmälan finns fynd av 4 naturvårdsarter, varav 4 är rödlistade och 2 är typiska (T): kortskaftad ärgspik (NT), rosenticka (NT, T), ullticka (NT, T) och vitgrynig nållav (NT). Se Figur 1.</w:t>
+        <w:t>I och inom 25 meter från avverkningsanmälan finns fynd av 19 naturvårdsarter, varav 12 är rödlistade, 2 är fridlysta, 15 är typiska (T) och 7 är signalarter (S): garnlav (VU, T), gränsticka (VU, T), knärot (VU, T, §8), ostticka (VU, T), brunpudrad nållav (NT, T), kortskaftad ärgspik (NT), lunglav (NT, T), rosenticka (NT, T), rynkskinn (NT, T), stjärntagging (NT, T), ullticka (NT, T), vitgrynig nållav (NT), björksplintborre (S), bronshjon (S, T), kornig nållav (S, T), källpraktmossa (S, T), spindelblomster (S, T, §8), vedticka (S, T) och vågbandad barkbock (S). Se Figur 1.</w:t>
       </w:r>
     </w:p>
     <w:p>
@@ -244,7 +244,205 @@
     </w:p>
     <w:p>
       <w:r>
-        <w:t>Nedan följer beskrivningar av de naturvårdsarter och fridlysta arter som har sina livsmiljöer och växtplatser i den avverkningsanmälda skogen. De påträffade naturvårdsarterna är ett tydligt kvitto på att det rör sig om en skog med höga naturvärden.</w:t>
+        <w:t>Nedan följer beskrivningar av de naturvårdsarter och fridlysta arter som har sina livsmiljöer och växtplatser i den avverkningsanmälda skogen. Se även ytterligare artfakta i BILAGA 1. De påträffade naturvårdsarterna är ett tydligt kvitto på att det rör sig om en skog med höga naturvärden.</w:t>
+      </w:r>
+    </w:p>
+    <w:p>
+      <w:r>
+        <w:rPr>
+          <w:b/>
+        </w:rPr>
+        <w:t>Garnlav (VU)</w:t>
+      </w:r>
+      <w:r>
+        <w:t xml:space="preserve"> är en utpräglad barrskogsart som ibland kan drapera träden i norrländska grannaturskogar med hög luftfuktighet. Den förekommer även i talldominerade bestånd där den, förutom i trädens grenverk, påträffas hängande över ojämnheter i tallbarken. Arten har minskat starkt i södra och mellersta Sverige och den minskar även i sitt nordliga utbredningsområde. Minskningstakten uppgår till 30 (20–50) % inom 50 år och överstiger gränsvärdet för Sårbar (VU). Orsaken till tillbakagången beror främst på slutavverkningar av naturskogsartade skogar. Bestånd med riklig förekomst bör regelmässigt sparas, vilket även gynnar flera andra sällsynta och rödlistade arter. Garnlav är värdväxt för den mycket sällsynta och akut hotade fjärilen barrskogslavfly (CR) som hör hemma i boreala barrskogar med riklig förekomst av värdväxten. Tidigare kunde arten konstateras årligen på flera platser vid Dala-Floda i Dalarna innan lokalerna kalavverkades. Senaste fyndet i landet av barrskogslavfly är från år 2000 då den påträffades vid Högberget i Sollefteå kommun. Garnlav är typisk art för </w:t>
+      </w:r>
+      <w:r>
+        <w:rPr>
+          <w:i/>
+        </w:rPr>
+        <w:t xml:space="preserve">9010 Taiga </w:t>
+      </w:r>
+      <w:r>
+        <w:t>och</w:t>
+      </w:r>
+      <w:r>
+        <w:rPr>
+          <w:i/>
+        </w:rPr>
+        <w:t xml:space="preserve"> 9070 Trädklädd betesmark</w:t>
+      </w:r>
+      <w:r>
+        <w:t xml:space="preserve"> (SLU Artdatabanken, 2026).</w:t>
+      </w:r>
+    </w:p>
+    <w:p>
+      <w:r>
+        <w:rPr>
+          <w:b/>
+        </w:rPr>
+        <w:t>Gränsticka (VU)</w:t>
+      </w:r>
+      <w:r>
+        <w:t xml:space="preserve"> är en mycket bra signalart inom hela sitt utbredningsområde. Den är huvudsakligen knuten till restbestånd av barrnaturskog och förekommer med ett tydligt optimum i orörda eller måttligt påverkade gamla granskogar där det föreligger långvarig kontinuitet av grov död ved. Den totala populationen bedöms ha minskat och fortsätter att minska i takt med att grankontinuitetsskogar (äldre tidigare icke kalavverkade skogar) minskar i areal. Minskningstakten överstiger gränsvärdet för sårbar (VU). Lokaler som hyser arten bör undantas från skogsbruk, speciellt i mellersta och södra Sverige. Gränsticka är typisk art för </w:t>
+      </w:r>
+      <w:r>
+        <w:rPr>
+          <w:i/>
+        </w:rPr>
+        <w:t>9010 Taiga</w:t>
+      </w:r>
+      <w:r>
+        <w:t xml:space="preserve"> (SLU Artdatabanken, 2026; Nitare &amp; Skogsstyrelsen, 2019).</w:t>
+      </w:r>
+    </w:p>
+    <w:p>
+      <w:r>
+        <w:rPr>
+          <w:b/>
+        </w:rPr>
+        <w:t>Knärot (VU, §8)</w:t>
+      </w:r>
+      <w:r>
+        <w:t xml:space="preserve"> är typisk art för </w:t>
+      </w:r>
+      <w:r>
+        <w:rPr>
+          <w:i/>
+        </w:rPr>
+        <w:t xml:space="preserve">9010 Taiga </w:t>
+      </w:r>
+      <w:r>
+        <w:t>och</w:t>
+      </w:r>
+      <w:r>
+        <w:rPr>
+          <w:i/>
+        </w:rPr>
+        <w:t xml:space="preserve"> 9050 Näringsrik granskog</w:t>
+      </w:r>
+      <w:r>
+        <w:t xml:space="preserve">, rödlistad som sårbar och fridlyst enligt 8§ artskyddsförordningen. En nyligen genomförd analys av 79 floraväktarlokaler indikerar att det behövs någonstans mellan 100 och 150 meters skyddszon för att en knärotspopulation inte ska dö ut på lång sikt (Sebestyén &amp; Sundberg, 2025). Detta ligger väl i linje med tidigare genomförda studier som visar att det krävs väl tilltagna buffertzoner för att knäroten inte ska ta skada av skogsbruksåtgärder i intilliggande skog (Johnson, 2014; Koelmeijer m.fl., 2022; Skogsstyrelsen, 2022). Arten är även känslig för gallring vilket framgår av Skogsstyrelsens egen vägledning för hänsyn till knärot (Skogsstyrelsen, 2022). Ytterligare en studie visar på den starka korrelationen mellan minskande arealer kontinuitetsskog och lokal utdöenderisk. Knäroten uppvisade en mycket låg koloniseringsgrad (0,7 % över 10 år) i kombination med hög lokal utrotningsrisk (75,2 %), där utrotningssannolikheten ökade kraftigt när arealen kontinuitetsskog minskade mellan undersökningar, t.ex. på grund av kalhyggesbruk (Johansson et al., 2026). För rika förekomster av knärot är reservatsbildning eller biotopskydd lämpliga åtgärder för att skydda den. På knärot kan den sällsynta rostsvampen </w:t>
+      </w:r>
+      <w:r>
+        <w:rPr>
+          <w:i/>
+        </w:rPr>
+        <w:t>Pucciniastrum goodyerae</w:t>
+      </w:r>
+      <w:r>
+        <w:t xml:space="preserve"> påträffas. </w:t>
+      </w:r>
+      <w:r>
+        <w:rPr>
+          <w:i/>
+        </w:rPr>
+        <w:t>Pucciniastrum goodyerae</w:t>
+      </w:r>
+      <w:r>
+        <w:t xml:space="preserve"> är klassad som NE (ej bedömd) i rödlistan (SLU Artdatabanken, 2024).</w:t>
+      </w:r>
+    </w:p>
+    <w:p>
+      <w:r>
+        <w:t>I det avverkningsanmälda området finns 25 fyndplatser för knärot registrerade på Artportalen. Figur 2 visar gränserna för buffertzoner på 50 m, som behöver lämnas kring fyndplatserna för att knärotslokalerna inte ska försvinna vid en avverkning. Av det avverkningsanmälda området överlappar 5.50 ha med buffertzonerna och får av detta skäl inte avverkas.</w:t>
+      </w:r>
+    </w:p>
+    <w:p>
+      <w:pPr>
+        <w:pStyle w:val="Caption"/>
+      </w:pPr>
+      <w:r>
+        <w:drawing>
+          <wp:inline xmlns:a="http://schemas.openxmlformats.org/drawingml/2006/main" xmlns:pic="http://schemas.openxmlformats.org/drawingml/2006/picture">
+            <wp:extent cx="5486400" cy="5801390"/>
+            <wp:docPr id="2" name="Picture 2"/>
+            <wp:cNvGraphicFramePr>
+              <a:graphicFrameLocks noChangeAspect="1"/>
+            </wp:cNvGraphicFramePr>
+            <a:graphic>
+              <a:graphicData uri="http://schemas.openxmlformats.org/drawingml/2006/picture">
+                <pic:pic>
+                  <pic:nvPicPr>
+                    <pic:cNvPr id="0" name="A 27666-2026 karta knärot.png"/>
+                    <pic:cNvPicPr/>
+                  </pic:nvPicPr>
+                  <pic:blipFill>
+                    <a:blip r:embed="rId17"/>
+                    <a:stretch>
+                      <a:fillRect/>
+                    </a:stretch>
+                  </pic:blipFill>
+                  <pic:spPr>
+                    <a:xfrm>
+                      <a:off x="0" y="0"/>
+                      <a:ext cx="5486400" cy="5801390"/>
+                    </a:xfrm>
+                    <a:prstGeom prst="rect"/>
+                  </pic:spPr>
+                </pic:pic>
+              </a:graphicData>
+            </a:graphic>
+          </wp:inline>
+        </w:drawing>
+      </w:r>
+    </w:p>
+    <w:p>
+      <w:pPr>
+        <w:pStyle w:val="Caption"/>
+        <w:spacing w:after="240"/>
+      </w:pPr>
+      <w:r>
+        <w:t>Figur 2. Fyndplatser och buffertzoner för knärot i det avverkningsanmälda området. Endast fyndplatser vars buffertzoner överlappar med det avverkningsanmälda området har tagits med i visualiseringen. Kartans mittpunktskoordinat är N 7089652, E 558693 i SWEREF 99 TM.</w:t>
+      </w:r>
+    </w:p>
+    <w:p>
+      <w:r>
+        <w:rPr>
+          <w:b/>
+        </w:rPr>
+        <w:t xml:space="preserve">Ostticka (VU) </w:t>
+      </w:r>
+      <w:r>
+        <w:t xml:space="preserve">växer huvudsakligen på grova granlågor i urskogsartad barrskog. Växtplatserna ligger vanligtvis i brandrefugiala områden med relativt hög luftfuktighet där skogen under lång tid haft en intern beståndsdynamik med successivt avdöende träd. Alla skogsskötselåtgärder på eller i omedelbar närhet av lokalerna inverkar negativt på artens fortlevnad. Ostticka är typisk art för </w:t>
+      </w:r>
+      <w:r>
+        <w:rPr>
+          <w:i/>
+        </w:rPr>
+        <w:t xml:space="preserve">9010 Taiga </w:t>
+      </w:r>
+      <w:r>
+        <w:t xml:space="preserve">och </w:t>
+      </w:r>
+      <w:r>
+        <w:rPr>
+          <w:i/>
+        </w:rPr>
+        <w:t>9030 Landhöjningsskog</w:t>
+      </w:r>
+      <w:r>
+        <w:t xml:space="preserve"> (SLU Artdatabanken, 2024; Nitare &amp; Skogsstyrelsen, 2019).</w:t>
+      </w:r>
+    </w:p>
+    <w:p>
+      <w:r>
+        <w:rPr>
+          <w:b/>
+        </w:rPr>
+        <w:t>Brunpudrad nållav (NT)</w:t>
+      </w:r>
+      <w:r>
+        <w:t xml:space="preserve"> är beroende av hög, jämn luftfuktighet och kan påträffas i fuktiga skogar av naturskogskaraktär, ofta i sumpgranskog eller andra sumpskogar. Arten är placerad högst upp i Skogsstyrelsens värdepyramid för bedömning av skog med höga naturvärden och förekomster bör undantas från skogsbruksåtgärder. Brunpudrad nållav är typisk art för </w:t>
+      </w:r>
+      <w:r>
+        <w:rPr>
+          <w:i/>
+        </w:rPr>
+        <w:t>9010 Taiga</w:t>
+      </w:r>
+      <w:r>
+        <w:t xml:space="preserve"> (SLU Artdatabanken, 2024; Nitare &amp; Skogsstyrelsen, 2019).</w:t>
       </w:r>
     </w:p>
     <w:p>
@@ -263,6 +461,62 @@
         <w:rPr>
           <w:b/>
         </w:rPr>
+        <w:t>Lunglav (NT)</w:t>
+      </w:r>
+      <w:r>
+        <w:t xml:space="preserve"> är en av vårt lands främsta signalarter som överallt indikerar gamla lövträd, skogsbestånd med höga naturvärden och ekosystem med långskoglig kontinuitet. Lokalt kan förekomsten vara mycket riklig men den hittas nästan enbart i gamla och ej slutavverkade skogar. Artens samtliga förekomster bör uppmärksammas från naturvårdssynpunkt, då många lokaler även hyser andra ovanliga och rödlistade arter. Rikliga förekomster bör skyddas med biotopskydd, frivilliga avsättningar eller reservat. På lunglav kan de sällsynta lavparasiterna lunglavshårprick (CR), </w:t>
+      </w:r>
+      <w:r>
+        <w:rPr>
+          <w:i/>
+        </w:rPr>
+        <w:t>Abrothallus diederichii</w:t>
+      </w:r>
+      <w:r>
+        <w:t xml:space="preserve"> (VU), </w:t>
+      </w:r>
+      <w:r>
+        <w:rPr>
+          <w:i/>
+        </w:rPr>
+        <w:t>Abrothallus lobariae</w:t>
+      </w:r>
+      <w:r>
+        <w:t xml:space="preserve"> (VU), </w:t>
+      </w:r>
+      <w:r>
+        <w:rPr>
+          <w:i/>
+        </w:rPr>
+        <w:t>Calycina lobariae</w:t>
+      </w:r>
+      <w:r>
+        <w:t xml:space="preserve"> (VU), lunglavsknapp (VU) och skrovelmössing (VU) påträffas. Lunglav är typisk art för </w:t>
+      </w:r>
+      <w:r>
+        <w:rPr>
+          <w:i/>
+        </w:rPr>
+        <w:t>9010 Taiga, 9020 Nordlig ädellövskog, 9110 Näringsfattig bokskog, 9130 Näringsrik bokskog, 9160 Näringsrik ekskog, 9180 Ädellövskog i branter, 9190 Näringsfattig ekskog, 9070 Trädklädd betesmark, 9040 Fjällbjörkskog</w:t>
+      </w:r>
+      <w:r>
+        <w:t xml:space="preserve"> och</w:t>
+      </w:r>
+      <w:r>
+        <w:rPr>
+          <w:i/>
+        </w:rPr>
+        <w:t xml:space="preserve"> 6530 Lövängar</w:t>
+      </w:r>
+      <w:r>
+        <w:t xml:space="preserve"> (SLU Artdatabanken, 2026; Nitare &amp; Skogsstyrelsen, 2019).</w:t>
+      </w:r>
+    </w:p>
+    <w:p>
+      <w:r>
+        <w:rPr>
+          <w:b/>
+        </w:rPr>
         <w:t>Rosenticka (NT)</w:t>
       </w:r>
       <w:r>
@@ -292,6 +546,64 @@
         <w:rPr>
           <w:b/>
         </w:rPr>
+        <w:t>Rynkskinn (NT)</w:t>
+      </w:r>
+      <w:r>
+        <w:t xml:space="preserve"> är en vednedbrytare som växer på grova granlågor och ingår i en karaktäristisk association av vedsvampar knutna till urskogsartade barrskogar. Den har klassificerats som en “urskogsindikator” och är placerad i toppen av Skogsstyrelsens värdepyramid för bedömning av skog med höga naturvärden. Allt tyder på att rynkskinn är mycket känslig för skogliga ingrepp och lokalerna, som oftast har höga biologiska kvaliteter, bör lämnas till fri utveckling. Rynkskinn är typisk art för </w:t>
+      </w:r>
+      <w:r>
+        <w:rPr>
+          <w:i/>
+        </w:rPr>
+        <w:t xml:space="preserve">9010 Taiga, 9050 Näringsrik granskog </w:t>
+      </w:r>
+      <w:r>
+        <w:t>och</w:t>
+      </w:r>
+      <w:r>
+        <w:rPr>
+          <w:i/>
+        </w:rPr>
+        <w:t xml:space="preserve"> 9030 Landhöjningsskog</w:t>
+      </w:r>
+      <w:r>
+        <w:t xml:space="preserve"> (Nitare &amp; Skogsstyrelsen, 2019; SLU Artdatabanken, 2026).</w:t>
+      </w:r>
+    </w:p>
+    <w:p>
+      <w:r>
+        <w:rPr>
+          <w:b/>
+        </w:rPr>
+        <w:t>Stjärntagging (NT)</w:t>
+      </w:r>
+      <w:r>
+        <w:t xml:space="preserve"> signalerar inom hela sitt utbredningsområde höga naturvärden. Svampen är uttorkningskänslig och beroende av ett oförändrat fuktigt mikroklimat. Den är även beroende av en ständig tillgång på död ved i olika nedbrytningsstadier, dock ej nödvändigtvis grova träd. Tidigare påverkan på miljön måste dock ha varit så skonsam att det naturliga skogsekosystemet till stora delar har bevarats. Minskningstakten för den svenska populationen bedöms vara nära gränsvärdet för Sårbar (VU). Stjärntagging är typisk art för </w:t>
+      </w:r>
+      <w:r>
+        <w:rPr>
+          <w:i/>
+        </w:rPr>
+        <w:t xml:space="preserve">9010 Taiga, 9050 Näringsrik granskog </w:t>
+      </w:r>
+      <w:r>
+        <w:t xml:space="preserve">och </w:t>
+      </w:r>
+      <w:r>
+        <w:rPr>
+          <w:i/>
+        </w:rPr>
+        <w:t>9030 Landhöjningsskog</w:t>
+      </w:r>
+      <w:r>
+        <w:t xml:space="preserve"> (SLU Artdatabanken, 2024; Nitare &amp; Skogsstyrelsen, 2019).</w:t>
+      </w:r>
+    </w:p>
+    <w:p>
+      <w:r>
+        <w:rPr>
+          <w:b/>
+        </w:rPr>
         <w:t>Ullticka (NT)</w:t>
       </w:r>
       <w:r>
@@ -352,6 +664,155 @@
       </w:r>
       <w:r>
         <w:t xml:space="preserve"> växer nästan uteslutande på bark av gamla, senvuxna granar i skuggiga lägen med hög och jämn luftfuktighet. Den vanligaste naturtypen för arten är kontinuitetsskogar på frisk mark men den finns också i sumpgranskogar. På lång sikt utgör avverkningar av olikåldriga granskogar av naturskogskaraktär ett allvarligt hot mot arten och skogsbruksåtgärder på eller i närheten av växtplatserna bör undvikas. Naturskogsartade, fuktiga granskogar med förekomster av arten signalerar höga biologiska värden och bör bevaras (SLU Artdatabanken, 2024; Nitare &amp; Skogsstyrelsen, 2019).</w:t>
+      </w:r>
+    </w:p>
+    <w:p>
+      <w:r>
+        <w:rPr>
+          <w:b/>
+        </w:rPr>
+        <w:t xml:space="preserve">Björksplintborre </w:t>
+      </w:r>
+      <w:r>
+        <w:t>är en skalbagge vars larvutveckling sker i bark på nyligen döda björkar, både stående träd och vindfällen. En prydlig rad med runda ventilationshål i barken ovanför modergången är synnerligen karaktäristiskt. Arten är knuten till lövrika blandskogar med en hög andel gamla träd, och starkt gynnad av naturliga störningar som torka, översvämningar, brand och stormfällningar. Talrika gnagspår kan tyda på biotoper med höga naturvärden, exempelvis för ovanliga hackspettar och andra, mer sällsynta vedinsekter. Larverna är omtyckt hackspettsföda (SLU Artdatabanken, 2025).</w:t>
+      </w:r>
+    </w:p>
+    <w:p>
+      <w:r>
+        <w:rPr>
+          <w:b/>
+        </w:rPr>
+        <w:t>Bronshjon</w:t>
+      </w:r>
+      <w:r>
+        <w:t xml:space="preserve"> är en skalbagge vars larvutveckling sker under grov bark på stammar av döda eller döende barrträd, främst gran, i mindre omfattning tall. Arten är knuten till äldre, naturskogslik granskog med inslag av torkande träd. Bronshjon är typisk art för </w:t>
+      </w:r>
+      <w:r>
+        <w:rPr>
+          <w:i/>
+        </w:rPr>
+        <w:t>9010 Taiga</w:t>
+      </w:r>
+      <w:r>
+        <w:t xml:space="preserve"> (SLU Artdatabanken, 2025).</w:t>
+      </w:r>
+    </w:p>
+    <w:p>
+      <w:r>
+        <w:rPr>
+          <w:b/>
+        </w:rPr>
+        <w:t xml:space="preserve">Kornig nållav </w:t>
+      </w:r>
+      <w:r>
+        <w:t xml:space="preserve">förekommer i skuggiga miljöer med hög luftfuktighet och påträffas främst i gamla skogar eller på gamla träd. Den signalerar höga naturvärden och på lokalerna finns ofta flera ovanliga och rödlistade arter. Kornig nållav är typisk art för </w:t>
+      </w:r>
+      <w:r>
+        <w:rPr>
+          <w:i/>
+        </w:rPr>
+        <w:t xml:space="preserve">9110 Näringsfattig bokskog </w:t>
+      </w:r>
+      <w:r>
+        <w:t>och</w:t>
+      </w:r>
+      <w:r>
+        <w:rPr>
+          <w:i/>
+        </w:rPr>
+        <w:t xml:space="preserve"> 9130 Näringsrik bokskog</w:t>
+      </w:r>
+      <w:r>
+        <w:t xml:space="preserve"> (SLU Artdatabanken, 2024; Nitare &amp; Skogsstyrelsen, 2019).</w:t>
+      </w:r>
+    </w:p>
+    <w:p>
+      <w:r>
+        <w:rPr>
+          <w:b/>
+        </w:rPr>
+        <w:t xml:space="preserve">Källpraktmossa </w:t>
+      </w:r>
+      <w:r>
+        <w:t xml:space="preserve">växer på fuktig eller blöt, näringsrik och ofta mineralrik mark, t.ex. i sumpskogar. Den är en god signalart i södra och mellersta Sverige och förekommer ofta i artrika miljöer med t.ex. kärrkammossa, bågpraktmossa, filtrundmossa och skogshakmossa. Eftersom mängden våtmarker har reducerats kraftigt i södra Sverige under det senaste seklet har förekomsten av källpraktmossa troligen minskat i söder. Källpraktmossa är typisk art för </w:t>
+      </w:r>
+      <w:r>
+        <w:rPr>
+          <w:i/>
+        </w:rPr>
+        <w:t xml:space="preserve">7160 Källor och källkärr, 9750 Svämlövskog </w:t>
+      </w:r>
+      <w:r>
+        <w:t>och</w:t>
+      </w:r>
+      <w:r>
+        <w:rPr>
+          <w:i/>
+        </w:rPr>
+        <w:t xml:space="preserve"> 9080 Lövsumpskog </w:t>
+      </w:r>
+      <w:r>
+        <w:t>(Nitare &amp; Skogsstyrelsen, 2019; SLU Artdatabanken, 2025).</w:t>
+      </w:r>
+    </w:p>
+    <w:p>
+      <w:r>
+        <w:rPr>
+          <w:b/>
+        </w:rPr>
+        <w:t>Spindelblomster (§8)</w:t>
+      </w:r>
+      <w:r>
+        <w:t xml:space="preserve"> växer i äldre mossrik granskog eller barrblandskog, men även i fjällbjörkskog. Arten indikerar långvarig trädkontinuitet och hög luftfuktighet och är mycket känslig för uttorkning och markskador. Spindelblomster har i många trakter minskat starkt under senare tid på grund av slutavverkningar och skogsmarksdikning. Spindelblomster är typisk art för </w:t>
+      </w:r>
+      <w:r>
+        <w:rPr>
+          <w:i/>
+        </w:rPr>
+        <w:t xml:space="preserve">9010 Taiga, 9050 Näringsrik granskog </w:t>
+      </w:r>
+      <w:r>
+        <w:t>och</w:t>
+      </w:r>
+      <w:r>
+        <w:rPr>
+          <w:i/>
+        </w:rPr>
+        <w:t xml:space="preserve"> 9040 Fjällbjörkskog</w:t>
+      </w:r>
+      <w:r>
+        <w:t xml:space="preserve"> (Nitare &amp; Skogsstyrelsen, 2019; SLU Artdatabanken, 2025).</w:t>
+      </w:r>
+    </w:p>
+    <w:p>
+      <w:r>
+        <w:rPr>
+          <w:b/>
+        </w:rPr>
+        <w:t xml:space="preserve">Vedticka </w:t>
+      </w:r>
+      <w:r>
+        <w:t xml:space="preserve">är en bra signalart söder om den naturliga norrlandsgränsen. Den är huvudsakligen knuten till äldre barrskogar där det föreligger långvarig kontinuitet av död barrved. Vedticka är typisk art för </w:t>
+      </w:r>
+      <w:r>
+        <w:rPr>
+          <w:i/>
+        </w:rPr>
+        <w:t xml:space="preserve">9010 Taiga </w:t>
+      </w:r>
+      <w:r>
+        <w:t>(Nitare &amp; Skogsstyrelsen, 2019; SLU Artdatabanken, 2025).</w:t>
+      </w:r>
+    </w:p>
+    <w:p>
+      <w:r>
+        <w:rPr>
+          <w:b/>
+        </w:rPr>
+        <w:t xml:space="preserve">Vågbandad barkbock </w:t>
+      </w:r>
+      <w:r>
+        <w:t>är en långhorning vars larvutveckling sker under bark på nyligen döda stående barrträd, främst gran, mer undantagsvis på tall. Främst i stående träd, särskilt gamla, långsamvuxna granar med grov bark, även i grövre grenar, stubbar eller vindfällen. Arten är starkt knuten till naturskogsliknande granskogar, och gynnas av extrema torrsomrar som försvagar träden. Arten påverkas negativt av brist på kontinuitetsskog och en minskning av populationen pågår eller förväntas ske (SLU Artdatabanken, 2025).</w:t>
       </w:r>
     </w:p>
     <w:p>
@@ -444,7 +905,7 @@
         <w:rPr>
           <w:i/>
         </w:rPr>
-        <w:t>I det avverkningsanmälda skogsområdet har 4 naturvårdsarter varav 4 rödlistade arter sina livsmiljöer och växtplatser.</w:t>
+        <w:t>I det avverkningsanmälda skogsområdet har 19 naturvårdsarter varav 12 rödlistade arter sina livsmiljöer och växtplatser.</w:t>
       </w:r>
     </w:p>
     <w:p>
@@ -629,6 +1090,354 @@
           <w:i/>
         </w:rPr>
         <w:t>I den avverkningsanmälda skogen har fridlysta arter sina livsmiljöer och växtplatser. Att skada de fridlysta arternas livsmiljöer, växtplatser eller ekologiska funktion är inte tillåtet enligt artskyddsförordningen</w:t>
+      </w:r>
+    </w:p>
+    <w:p>
+      <w:r>
+        <w:br w:type="page"/>
+      </w:r>
+    </w:p>
+    <w:p>
+      <w:pPr>
+        <w:pStyle w:val="Title"/>
+      </w:pPr>
+      <w:r>
+        <w:t>BILAGA 1 –</w:t>
+        <w:br/>
+        <w:t>Fridlysta och rödlistade arter</w:t>
+      </w:r>
+    </w:p>
+    <w:p>
+      <w:pPr>
+        <w:pStyle w:val="Heading1"/>
+      </w:pPr>
+      <w:r>
+        <w:t>Knärot – ekologi samt krav på livsmiljön</w:t>
+      </w:r>
+    </w:p>
+    <w:p>
+      <w:r>
+        <w:t xml:space="preserve">Knärot är typisk art för </w:t>
+      </w:r>
+      <w:r>
+        <w:rPr>
+          <w:i/>
+        </w:rPr>
+        <w:t xml:space="preserve">9010 Taiga </w:t>
+      </w:r>
+      <w:r>
+        <w:t>och</w:t>
+      </w:r>
+      <w:r>
+        <w:rPr>
+          <w:i/>
+        </w:rPr>
+        <w:t xml:space="preserve"> 9050 Näringsrik granskog</w:t>
+      </w:r>
+      <w:r>
+        <w:t>, fridlyst enligt 8 och 15 §§ artskyddsförordningen och klassad som sårbar (VU) enligt rödlistan 2020. Knärot är beroende av hög och jämn luftfuktighet i gamla, ostörda skogsmiljöer och är känslig för snabba förändringar av ljus-/vindförhållanden eller uttorkning. På grund av ett alltför intensivt skogsbruk har den minskat med 40 (25–50) % under de senaste 60 åren och i framtiden bedöms minskningstakten uppgå till 30 (20–40) %. Till följd av att arten har en dokumenterat högre minskningstakt i förhållande till sin generationstid än vad som tidigare varit känt (data från Riksskogstaxeringen) höjdes den till hotkategori sårbar (VU) i rödlistan 2020 (SLU Artdatabanken, 2024).</w:t>
+      </w:r>
+    </w:p>
+    <w:p>
+      <w:r>
+        <w:t>En analys av 79 floraväktarlokaler åren 1990–2015 vilka återbesökts under 2020–2024 visade på en tydlig negativ påverkan på knärotsförekomster från större hyggen i närområdet (inom 150–200 m) vilket indikerar att kanteffekter har en stor påverkan på populationerna. Resultaten bekräftar knärotens känslighet för kanteffekter och visar vikten av att skydda större skogsbestånd för att bevara arten. Om det blir höga andelar (&gt;30%) hyggen inom 200 meter från en knärotsförekomst så ökar risken för att en knärotspopulation dör ut och det verkar det behövas någonstans mellan 100 och 150 meters skyddszon för att bevara arten på lång sikt (Sebestyén &amp; Sundberg, 2025). Detta stöds även av en studie (Johansson et al, 2026) baserad på data från Riksskogstaxeringen som visar att knäroten minskat med 66 % under perioden 1993–2022 samt att det finns en stark korrelation mellan minskande arealer kontinuitetsskog och lokal utdöenderisk. Knäroten uppvisade en mycket låg koloniseringsgrad (0,7 % över 10 år) i kombination med hög lokal utrotningsrisk (75,2 %), där utrotningssannolikheten ökade kraftigt när arealen kontinuitetsskog minskade mellan undersökningar, t.ex. på grund av kalhyggesbruk (Johansson et al., 2026).</w:t>
+      </w:r>
+    </w:p>
+    <w:p>
+      <w:r>
+        <w:t xml:space="preserve">Samuel Johnsons doktorsavhandling </w:t>
+      </w:r>
+      <w:r>
+        <w:rPr>
+          <w:i/>
+        </w:rPr>
+        <w:t>“Retention Forestry as a Conservation Measure for Boreal Forest Ground Vegetation”</w:t>
+      </w:r>
+      <w:r>
+        <w:t xml:space="preserve"> (SLU, Uppsala 2014) visar att det krävs väl tilltagna skyddszoner för att knärotens växtplatser inte ska ta skada av skogsbruksåtgärder i intilliggande områden: </w:t>
+      </w:r>
+      <w:r>
+        <w:rPr>
+          <w:i/>
+        </w:rPr>
+        <w:t xml:space="preserve">“Study III shows that retention patches smaller than 0.5 ha do not lifeboat the sensitive forest herb G. repens, a species that depend on stable microclimatic conditions typical for intact forest stands.” </w:t>
+      </w:r>
+      <w:r>
+        <w:t xml:space="preserve">Vidare </w:t>
+      </w:r>
+      <w:r>
+        <w:rPr>
+          <w:i/>
+        </w:rPr>
+        <w:t>“More sensitive forest species are not lifeboated in retention patches ranging from 0.05 to 0.5 ha (Papers II &amp; III).”</w:t>
+      </w:r>
+    </w:p>
+    <w:p>
+      <w:r>
+        <w:t xml:space="preserve">Johnsons (2014) rekommendation på minst 50 meters breda skyddszoner runt knärotens växtplatser motsvarar en areal på 0,78 hektar, vilket ligger i linje med andra studier som gjorts på känsliga skogsarter: </w:t>
+      </w:r>
+      <w:r>
+        <w:rPr>
+          <w:i/>
+        </w:rPr>
+        <w:t>“In study III I also show that translocated specimens of G. repens survives well in mature forests at least 50 m from the nearest edge to an open area. Moreover, measures of temperature and humidity show that such distances from an open area is far enough to offer a microclimate that is more stable compared to what present in retention patches of around 0.1 ha. This means that the very centre of a circular patch with radius 50 m (equals a size of 0.78 ha) should offer conditions similar to interior forest and would perhaps be a suitable habitat for G. repens and similar species. Previous studies from both North America and Sweden have also concluded that patches between 0.5 and one ha are sufficient for preserving interior forest vegetation as well as sensitive lichens and bryophytes (de Graaf &amp; Roberts 2009; Halpern et al. 2012; Rudolphi et al. 2014).”</w:t>
+      </w:r>
+    </w:p>
+    <w:p>
+      <w:r>
+        <w:t>Ytterligare en studie (Koelmeijer m.fl., 2022) inkluderar knärotens skyddsbehov. I uppsatsen berörs problemet med uttorkning för växter, bl.a. för knärot, ett problem som blivit accentuerat på grund av den pågående klimatförändringen och torra somrar, t.ex. den exceptionellt torra sommaren 2018. I uppsatsen undersöks områden med tre olika avstånd från kalhyggeskant med avseende på skydd bl.a. för knärot. Det första området har avstånd upp till 20 m från hyggeskant (Strong edge effect), det andra 20–40 m från hyggeskant (Weak edge effect) och det tredje avser större avstånd från hyggeskant, där kanteffekten anses vara försumbar (Interior). Ett resultat var att man fann stor eller mycket stor uttorkningseffekt på känsliga och rödlistade skogsarter vid de kortare avstånden till hyggeskant, medan effekt av uttorkning inte konstaterades på större avstånd (Interior). För orkidén knärot fann man en rik förekomst (upp till 0,06 dm2/m2) på stort avstånd från hyggeskant (Interior), medan förekomsten var liten eller närmast försumbar i de områden som klassificerades som Weak edge effect respektive Strong edge effect. Arbetet påpekar att de allt oftare förekommande torra somrarna ger ytterligare skäl att utöka skyddsavståndet från hyggen till den fuktkrävande arten knärot (Koelmeijer m.fl., 2022).</w:t>
+      </w:r>
+    </w:p>
+    <w:p>
+      <w:r>
+        <w:t>Även Skogsstyrelsens egen vägledning för hänsyn till knärot ligger i linje med ovanstående forskningsstudier. Av vägledningen framgår det att för med hög sannolikhet kunna bevara befintliga förekomster krävs relativt stora avsättningar av uppvuxen skog med slutet och relativt tätt kronskikt. Som riktlinje kan krävas ett avstånd på 50 meter in från brynet för att vidmakthålla ett fungerande mikroklimat. Detta innebär att fristående hänsynsytor för många arter (kärlväxter, lavar och mossor) kan behöva ha en area överstigande 0,8 hektar (cirkelyta med radien 50 meter = 0,78 hektar) för att bibehålla lokalklimatet. Även ganska små förändringar i form av förändrade ljus- och fuktighetsförhållanden, till exempel till följd av gallring, kan leda till att arten försvinner till följd av konkurrens med mera ljuskrävande och snabbväxande arter (Skogsstyrelsen, 2022).</w:t>
+      </w:r>
+    </w:p>
+    <w:p>
+      <w:r>
+        <w:t>Vid tillämpning av försiktighetsprincipen enligt 2 kap. 3 § miljöbalken bör sålunda 100–150 meters skyddszon lämnas runt knärotens växtplatser.</w:t>
+      </w:r>
+    </w:p>
+    <w:p>
+      <w:pPr>
+        <w:pStyle w:val="Heading2"/>
+      </w:pPr>
+      <w:r>
+        <w:t>Referenser – knärot</w:t>
+      </w:r>
+    </w:p>
+    <w:p>
+      <w:r>
+        <w:t xml:space="preserve">de Graaf M &amp; Roberts M.R., 2009. </w:t>
+      </w:r>
+      <w:r>
+        <w:rPr>
+          <w:i/>
+        </w:rPr>
+        <w:t xml:space="preserve">Short-term response of the herbaceous layer within leave patches after harvest. </w:t>
+      </w:r>
+      <w:r>
+        <w:t>Forest Ecology and Management 257, 1014–1025.</w:t>
+      </w:r>
+    </w:p>
+    <w:p>
+      <w:r>
+        <w:t xml:space="preserve">Halpern, C. B., Halaj, J., Evans, S. A., &amp; Dovciak, M., 2012. </w:t>
+      </w:r>
+      <w:r>
+        <w:rPr>
+          <w:i/>
+        </w:rPr>
+        <w:t xml:space="preserve">Level and pattern of overstory retention interact to shape long-term responses of understories to timber harvest. </w:t>
+      </w:r>
+      <w:r>
+        <w:t>Ecological Applications, 22, 2049–2064.</w:t>
+      </w:r>
+    </w:p>
+    <w:p>
+      <w:r>
+        <w:t>Johansson, V., Jansson, M. och Bergman, K-O</w:t>
+      </w:r>
+      <w:r>
+        <w:rPr>
+          <w:i/>
+        </w:rPr>
+        <w:t>.</w:t>
+      </w:r>
+      <w:r>
+        <w:t>, 2026.</w:t>
+      </w:r>
+      <w:r>
+        <w:rPr>
+          <w:i/>
+        </w:rPr>
+        <w:t xml:space="preserve"> A 30-year population decline of a threatened forest orchid associated with old growth forests</w:t>
+      </w:r>
+      <w:r>
+        <w:t>. Department of Physics, Chemistry and Biology (IFM), Linköping University.</w:t>
+      </w:r>
+    </w:p>
+    <w:p>
+      <w:r>
+        <w:t xml:space="preserve">Johnson, S., 2014. </w:t>
+      </w:r>
+      <w:r>
+        <w:rPr>
+          <w:i/>
+        </w:rPr>
+        <w:t>Retention Forestry as a Conservation Measure for Boreal Forest Ground Vegetation</w:t>
+      </w:r>
+      <w:r>
+        <w:t>. Doktorsavhandling, SLU, Uppsala.</w:t>
+      </w:r>
+    </w:p>
+    <w:p>
+      <w:r>
+        <w:t xml:space="preserve">Koelmeijer, I. A., Ehrlén, J., Jönsson, M., De Frenne, P., Berg, P., Andersson, J., Weibull, H. &amp; Hylander, N. 2022. </w:t>
+      </w:r>
+      <w:r>
+        <w:rPr>
+          <w:i/>
+        </w:rPr>
+        <w:t xml:space="preserve">Interactive effects of drought and edge exposure on old-growth forest understory species. </w:t>
+      </w:r>
+      <w:r>
+        <w:t>Landscape Ecology, 37, sid 1839–1853.</w:t>
+      </w:r>
+    </w:p>
+    <w:p>
+      <w:r>
+        <w:t xml:space="preserve">Rudolphi, J., Jönsson, M. T., &amp; Gustafsson, L., 2014. </w:t>
+      </w:r>
+      <w:r>
+        <w:rPr>
+          <w:i/>
+        </w:rPr>
+        <w:t xml:space="preserve">Biological legacies buffer local species extinction after logging. </w:t>
+      </w:r>
+      <w:r>
+        <w:t>Journal of Applied Ecology. 51, 53–62.</w:t>
+      </w:r>
+    </w:p>
+    <w:p>
+      <w:r>
+        <w:t xml:space="preserve">Sebestyén, L. och Sundberg, S. 2025.  </w:t>
+      </w:r>
+      <w:r>
+        <w:rPr>
+          <w:i/>
+        </w:rPr>
+        <w:t>Påverkan på knärotslokaler från hyggen i närheten.</w:t>
+      </w:r>
+      <w:r>
+        <w:t xml:space="preserve"> DAPHNE 36:1 2025. Botaniska Sällskapet i Stockholm.</w:t>
+      </w:r>
+    </w:p>
+    <w:p>
+      <w:r>
+        <w:t xml:space="preserve">Skogsstyrelsen, 2022. </w:t>
+      </w:r>
+      <w:r>
+        <w:rPr>
+          <w:i/>
+        </w:rPr>
+        <w:t xml:space="preserve">Vägledning för hänsyn till knärot. </w:t>
+      </w:r>
+      <w:r>
+        <w:t>https://www.skogsstyrelsen.se/lag-och-tillsyn/artskydd/vagledningar-och-kunskapsstod-artskydd/vagledning-for-hansyn-till-knarot/.</w:t>
+      </w:r>
+    </w:p>
+    <w:p>
+      <w:r>
+        <w:t xml:space="preserve">SLU Artdatabanken, 2024. </w:t>
+      </w:r>
+      <w:r>
+        <w:rPr>
+          <w:i/>
+        </w:rPr>
+        <w:t xml:space="preserve">Artfaktablad. Naturvård – artfakta. </w:t>
+      </w:r>
+      <w:r>
+        <w:t>SLU Artdatabanken, Uppsala.</w:t>
+      </w:r>
+    </w:p>
+    <w:p>
+      <w:pPr>
+        <w:pStyle w:val="Heading1"/>
+      </w:pPr>
+      <w:r>
+        <w:t>Lunglav – ekologi samt krav på livsmiljön</w:t>
+      </w:r>
+    </w:p>
+    <w:p>
+      <w:r>
+        <w:t xml:space="preserve">Lunglav (NT) är en av vårt lands främsta signalarter som överallt indikerar gamla lövträd, skogsbestånd med höga naturvärden och ekosystem med lång skoglig kontinuitet. Lokalt kan förekomsten vara mycket riklig men den hittas nästan enbart i gamla och ej slutavverkade skogar. Artens samtliga förekomster bör uppmärksammas från naturvårdssynpunkt, då många lokaler även hyser andra ovanliga och rödlistade arter, däribland de sällsynta lavparasiterna lunglavshårprick (CR), </w:t>
+      </w:r>
+      <w:r>
+        <w:rPr>
+          <w:i/>
+        </w:rPr>
+        <w:t>Abrothallus diederichii</w:t>
+      </w:r>
+      <w:r>
+        <w:t xml:space="preserve"> (VU), </w:t>
+      </w:r>
+      <w:r>
+        <w:rPr>
+          <w:i/>
+        </w:rPr>
+        <w:t>Abrothallus lobariae</w:t>
+      </w:r>
+      <w:r>
+        <w:t xml:space="preserve"> (VU), </w:t>
+      </w:r>
+      <w:r>
+        <w:rPr>
+          <w:i/>
+        </w:rPr>
+        <w:t>Calycina lobariae</w:t>
+      </w:r>
+      <w:r>
+        <w:t xml:space="preserve"> (VU), lunglavsknapp (VU) och skrovelmössing (VU), som växer på lunglav. Rikliga förekomster med lunglav bör skyddas med biotopskydd, frivilliga avsättningar eller reservat (SLU Artdatabanken, 2026; Nitare &amp; Skogsstyrelsen, 2019).</w:t>
+      </w:r>
+    </w:p>
+    <w:p>
+      <w:r>
+        <w:t xml:space="preserve">Lunglav är typisk art för </w:t>
+      </w:r>
+      <w:r>
+        <w:rPr>
+          <w:i/>
+        </w:rPr>
+        <w:t>9010 Taiga, 9020 Nordlig ädellövskog, 9110 Näringsfattig bokskog, 9130 Näringsrik bokskog, 9160 Näringsrik ekskog, 9180 Ädellövskog i branter, 9190 Näringsfattig ekskog, 9070 Trädklädd betesmark, 9040 Fjällbjörkskog</w:t>
+      </w:r>
+      <w:r>
+        <w:t xml:space="preserve"> och</w:t>
+      </w:r>
+      <w:r>
+        <w:rPr>
+          <w:i/>
+        </w:rPr>
+        <w:t xml:space="preserve"> 6530 Lövängar</w:t>
+      </w:r>
+      <w:r>
+        <w:t xml:space="preserve"> (SLU Artdatabanken, 2026).</w:t>
+      </w:r>
+    </w:p>
+    <w:p>
+      <w:pPr>
+        <w:pStyle w:val="Heading2"/>
+      </w:pPr>
+      <w:r>
+        <w:t>Referenser – lunglav</w:t>
+      </w:r>
+    </w:p>
+    <w:p>
+      <w:r>
+        <w:t xml:space="preserve">Nitare, J. och Skogsstyrelsen, 2019. </w:t>
+      </w:r>
+      <w:r>
+        <w:rPr>
+          <w:i/>
+        </w:rPr>
+        <w:t xml:space="preserve">Skyddsvärd skog – Naturvårdsarter och andra kriterier för naturvärdesbedömning. </w:t>
+      </w:r>
+      <w:r>
+        <w:t>Skogsstyrelsen.</w:t>
+      </w:r>
+    </w:p>
+    <w:p>
+      <w:r>
+        <w:t xml:space="preserve">SLU Artdatabanken, 2026. </w:t>
+      </w:r>
+      <w:r>
+        <w:rPr>
+          <w:i/>
+        </w:rPr>
+        <w:t xml:space="preserve">Artfaktablad. Naturvård – artfakta. </w:t>
+      </w:r>
+      <w:r>
+        <w:t>SLU Artdatabanken, Uppsala.</w:t>
       </w:r>
     </w:p>
     <w:sectPr>
@@ -759,7 +1568,7 @@
     <w:r>
       <w:tab/>
       <w:tab/>
-      <w:t>2026-08-14</w:t>
+      <w:t>2026-08-15</w:t>
       <w:br/>
       <w:br/>
     </w:r>

--- a/klagomål/A 27666-2026 FSC-klagomål.docx
+++ b/klagomål/A 27666-2026 FSC-klagomål.docx
@@ -1568,7 +1568,7 @@
     <w:r>
       <w:tab/>
       <w:tab/>
-      <w:t>2026-08-15</w:t>
+      <w:t>2026-08-16</w:t>
       <w:br/>
       <w:br/>
     </w:r>

--- a/klagomål/A 27666-2026 FSC-klagomål.docx
+++ b/klagomål/A 27666-2026 FSC-klagomål.docx
@@ -1568,7 +1568,7 @@
     <w:r>
       <w:tab/>
       <w:tab/>
-      <w:t>2026-08-16</w:t>
+      <w:t>2026-08-17</w:t>
       <w:br/>
       <w:br/>
     </w:r>

--- a/klagomål/A 27666-2026 FSC-klagomål.docx
+++ b/klagomål/A 27666-2026 FSC-klagomål.docx
@@ -1568,7 +1568,7 @@
     <w:r>
       <w:tab/>
       <w:tab/>
-      <w:t>2026-08-17</w:t>
+      <w:t>2026-08-18</w:t>
       <w:br/>
       <w:br/>
     </w:r>

--- a/klagomål/A 27666-2026 FSC-klagomål.docx
+++ b/klagomål/A 27666-2026 FSC-klagomål.docx
@@ -1568,7 +1568,7 @@
     <w:r>
       <w:tab/>
       <w:tab/>
-      <w:t>2026-08-18</w:t>
+      <w:t>2026-08-19</w:t>
       <w:br/>
       <w:br/>
     </w:r>

--- a/klagomål/A 27666-2026 FSC-klagomål.docx
+++ b/klagomål/A 27666-2026 FSC-klagomål.docx
@@ -1568,7 +1568,7 @@
     <w:r>
       <w:tab/>
       <w:tab/>
-      <w:t>2026-08-19</w:t>
+      <w:t>2026-08-20</w:t>
       <w:br/>
       <w:br/>
     </w:r>

--- a/klagomål/A 27666-2026 FSC-klagomål.docx
+++ b/klagomål/A 27666-2026 FSC-klagomål.docx
@@ -1568,7 +1568,7 @@
     <w:r>
       <w:tab/>
       <w:tab/>
-      <w:t>2026-08-20</w:t>
+      <w:t>2026-08-21</w:t>
       <w:br/>
       <w:br/>
     </w:r>

--- a/klagomål/A 27666-2026 FSC-klagomål.docx
+++ b/klagomål/A 27666-2026 FSC-klagomål.docx
@@ -1568,7 +1568,7 @@
     <w:r>
       <w:tab/>
       <w:tab/>
-      <w:t>2026-08-21</w:t>
+      <w:t>2026-08-22</w:t>
       <w:br/>
       <w:br/>
     </w:r>

--- a/klagomål/A 27666-2026 FSC-klagomål.docx
+++ b/klagomål/A 27666-2026 FSC-klagomål.docx
@@ -1568,7 +1568,7 @@
     <w:r>
       <w:tab/>
       <w:tab/>
-      <w:t>2026-08-22</w:t>
+      <w:t>2026-08-23</w:t>
       <w:br/>
       <w:br/>
     </w:r>

--- a/klagomål/A 27666-2026 FSC-klagomål.docx
+++ b/klagomål/A 27666-2026 FSC-klagomål.docx
@@ -1568,7 +1568,7 @@
     <w:r>
       <w:tab/>
       <w:tab/>
-      <w:t>2026-08-23</w:t>
+      <w:t>2026-08-24</w:t>
       <w:br/>
       <w:br/>
     </w:r>

--- a/klagomål/A 27666-2026 FSC-klagomål.docx
+++ b/klagomål/A 27666-2026 FSC-klagomål.docx
@@ -1568,7 +1568,7 @@
     <w:r>
       <w:tab/>
       <w:tab/>
-      <w:t>2026-08-24</w:t>
+      <w:t>2026-08-25</w:t>
       <w:br/>
       <w:br/>
     </w:r>

--- a/klagomål/A 27666-2026 FSC-klagomål.docx
+++ b/klagomål/A 27666-2026 FSC-klagomål.docx
@@ -1568,7 +1568,7 @@
     <w:r>
       <w:tab/>
       <w:tab/>
-      <w:t>2026-08-25</w:t>
+      <w:t>2026-08-26</w:t>
       <w:br/>
       <w:br/>
     </w:r>

--- a/klagomål/A 27666-2026 FSC-klagomål.docx
+++ b/klagomål/A 27666-2026 FSC-klagomål.docx
@@ -1568,7 +1568,7 @@
     <w:r>
       <w:tab/>
       <w:tab/>
-      <w:t>2026-08-26</w:t>
+      <w:t>2026-08-27</w:t>
       <w:br/>
       <w:br/>
     </w:r>

--- a/klagomål/A 27666-2026 FSC-klagomål.docx
+++ b/klagomål/A 27666-2026 FSC-klagomål.docx
@@ -1568,7 +1568,7 @@
     <w:r>
       <w:tab/>
       <w:tab/>
-      <w:t>2026-08-27</w:t>
+      <w:t>2026-08-28</w:t>
       <w:br/>
       <w:br/>
     </w:r>

--- a/klagomål/A 27666-2026 FSC-klagomål.docx
+++ b/klagomål/A 27666-2026 FSC-klagomål.docx
@@ -1568,7 +1568,7 @@
     <w:r>
       <w:tab/>
       <w:tab/>
-      <w:t>2026-08-28</w:t>
+      <w:t>2026-08-29</w:t>
       <w:br/>
       <w:br/>
     </w:r>

--- a/klagomål/A 27666-2026 FSC-klagomål.docx
+++ b/klagomål/A 27666-2026 FSC-klagomål.docx
@@ -1568,7 +1568,7 @@
     <w:r>
       <w:tab/>
       <w:tab/>
-      <w:t>2026-08-29</w:t>
+      <w:t>2026-08-31</w:t>
       <w:br/>
       <w:br/>
     </w:r>

--- a/klagomål/A 27666-2026 FSC-klagomål.docx
+++ b/klagomål/A 27666-2026 FSC-klagomål.docx
@@ -1568,7 +1568,7 @@
     <w:r>
       <w:tab/>
       <w:tab/>
-      <w:t>2026-08-31</w:t>
+      <w:t>2026-09-01</w:t>
       <w:br/>
       <w:br/>
     </w:r>

--- a/klagomål/A 27666-2026 FSC-klagomål.docx
+++ b/klagomål/A 27666-2026 FSC-klagomål.docx
@@ -1568,7 +1568,7 @@
     <w:r>
       <w:tab/>
       <w:tab/>
-      <w:t>2026-09-01</w:t>
+      <w:t>2026-09-02</w:t>
       <w:br/>
       <w:br/>
     </w:r>

--- a/klagomål/A 27666-2026 FSC-klagomål.docx
+++ b/klagomål/A 27666-2026 FSC-klagomål.docx
@@ -1568,7 +1568,7 @@
     <w:r>
       <w:tab/>
       <w:tab/>
-      <w:t>2026-09-02</w:t>
+      <w:t>2026-09-03</w:t>
       <w:br/>
       <w:br/>
     </w:r>

--- a/klagomål/A 27666-2026 FSC-klagomål.docx
+++ b/klagomål/A 27666-2026 FSC-klagomål.docx
@@ -1568,7 +1568,7 @@
     <w:r>
       <w:tab/>
       <w:tab/>
-      <w:t>2026-09-03</w:t>
+      <w:t>2026-09-04</w:t>
       <w:br/>
       <w:br/>
     </w:r>

--- a/klagomål/A 27666-2026 FSC-klagomål.docx
+++ b/klagomål/A 27666-2026 FSC-klagomål.docx
@@ -1568,7 +1568,7 @@
     <w:r>
       <w:tab/>
       <w:tab/>
-      <w:t>2026-09-04</w:t>
+      <w:t>2026-09-05</w:t>
       <w:br/>
       <w:br/>
     </w:r>

--- a/klagomål/A 27666-2026 FSC-klagomål.docx
+++ b/klagomål/A 27666-2026 FSC-klagomål.docx
@@ -1568,7 +1568,7 @@
     <w:r>
       <w:tab/>
       <w:tab/>
-      <w:t>2026-09-05</w:t>
+      <w:t>2026-09-06</w:t>
       <w:br/>
       <w:br/>
     </w:r>

--- a/klagomål/A 27666-2026 FSC-klagomål.docx
+++ b/klagomål/A 27666-2026 FSC-klagomål.docx
@@ -1568,7 +1568,7 @@
     <w:r>
       <w:tab/>
       <w:tab/>
-      <w:t>2026-09-06</w:t>
+      <w:t>2026-09-07</w:t>
       <w:br/>
       <w:br/>
     </w:r>

--- a/klagomål/A 27666-2026 FSC-klagomål.docx
+++ b/klagomål/A 27666-2026 FSC-klagomål.docx
@@ -1568,7 +1568,7 @@
     <w:r>
       <w:tab/>
       <w:tab/>
-      <w:t>2026-09-07</w:t>
+      <w:t>2026-09-08</w:t>
       <w:br/>
       <w:br/>
     </w:r>

--- a/klagomål/A 27666-2026 FSC-klagomål.docx
+++ b/klagomål/A 27666-2026 FSC-klagomål.docx
@@ -1568,7 +1568,7 @@
     <w:r>
       <w:tab/>
       <w:tab/>
-      <w:t>2026-09-08</w:t>
+      <w:t>2026-09-09</w:t>
       <w:br/>
       <w:br/>
     </w:r>

--- a/klagomål/A 27666-2026 FSC-klagomål.docx
+++ b/klagomål/A 27666-2026 FSC-klagomål.docx
@@ -1568,7 +1568,7 @@
     <w:r>
       <w:tab/>
       <w:tab/>
-      <w:t>2026-09-09</w:t>
+      <w:t>2026-09-10</w:t>
       <w:br/>
       <w:br/>
     </w:r>

--- a/klagomål/A 27666-2026 FSC-klagomål.docx
+++ b/klagomål/A 27666-2026 FSC-klagomål.docx
@@ -1568,7 +1568,7 @@
     <w:r>
       <w:tab/>
       <w:tab/>
-      <w:t>2026-09-10</w:t>
+      <w:t>2026-09-11</w:t>
       <w:br/>
       <w:br/>
     </w:r>

--- a/klagomål/A 27666-2026 FSC-klagomål.docx
+++ b/klagomål/A 27666-2026 FSC-klagomål.docx
@@ -1568,7 +1568,7 @@
     <w:r>
       <w:tab/>
       <w:tab/>
-      <w:t>2026-09-11</w:t>
+      <w:t>2026-09-12</w:t>
       <w:br/>
       <w:br/>
     </w:r>
